--- a/rapports/16_02_2026/THIMBANE/coh_EQ6_sup_013101000016.docx
+++ b/rapports/16_02_2026/THIMBANE/coh_EQ6_sup_013101000016.docx
@@ -25,7 +25,7 @@
         <w:br/>
         <w:t>Grappe: 013101000016</w:t>
         <w:br/>
-        <w:t>Date: 16/02/2026 a 12:41</w:t>
+        <w:t>Date: 16/02/2026 a 12:58</w:t>
       </w:r>
     </w:p>
     <w:p/>

--- a/rapports/16_02_2026/THIMBANE/coh_EQ6_sup_013101000016.docx
+++ b/rapports/16_02_2026/THIMBANE/coh_EQ6_sup_013101000016.docx
@@ -25,7 +25,7 @@
         <w:br/>
         <w:t>Grappe: 013101000016</w:t>
         <w:br/>
-        <w:t>Date: 16/02/2026 a 12:58</w:t>
+        <w:t>Date: 16/02/2026 a 13:06</w:t>
       </w:r>
     </w:p>
     <w:p/>
@@ -97,7 +97,7 @@
           </w:tcPr>
           <w:p>
             <w:r>
-              <w:t>9</w:t>
+              <w:t>12</w:t>
             </w:r>
           </w:p>
         </w:tc>
@@ -119,7 +119,7 @@
           </w:tcPr>
           <w:p>
             <w:r>
-              <w:t>26</w:t>
+              <w:t>25</w:t>
             </w:r>
           </w:p>
         </w:tc>
@@ -219,7 +219,7 @@
           </w:tcPr>
           <w:p>
             <w:r>
-              <w:t>9</w:t>
+              <w:t>12</w:t>
             </w:r>
           </w:p>
         </w:tc>
@@ -251,7 +251,39 @@
           </w:tcPr>
           <w:p>
             <w:r>
-              <w:t>9</w:t>
+              <w:t>12</w:t>
+            </w:r>
+          </w:p>
+        </w:tc>
+      </w:tr>
+      <w:tr>
+        <w:tc>
+          <w:tcPr>
+            <w:tcW w:type="dxa" w:w="3324"/>
+          </w:tcPr>
+          <w:p>
+            <w:r>
+              <w:t>Section7b</w:t>
+            </w:r>
+          </w:p>
+        </w:tc>
+        <w:tc>
+          <w:tcPr>
+            <w:tcW w:type="dxa" w:w="3324"/>
+          </w:tcPr>
+          <w:p>
+            <w:r>
+              <w:t>Consommation alimentaire - 7 jours</w:t>
+            </w:r>
+          </w:p>
+        </w:tc>
+        <w:tc>
+          <w:tcPr>
+            <w:tcW w:type="dxa" w:w="3324"/>
+          </w:tcPr>
+          <w:p>
+            <w:r>
+              <w:t>12</w:t>
             </w:r>
           </w:p>
         </w:tc>
@@ -283,7 +315,7 @@
           </w:tcPr>
           <w:p>
             <w:r>
-              <w:t>9</w:t>
+              <w:t>12</w:t>
             </w:r>
           </w:p>
         </w:tc>
@@ -295,7 +327,7 @@
           </w:tcPr>
           <w:p>
             <w:r>
-              <w:t>Section7b</w:t>
+              <w:t>Section0</w:t>
             </w:r>
           </w:p>
         </w:tc>
@@ -305,7 +337,7 @@
           </w:tcPr>
           <w:p>
             <w:r>
-              <w:t>Consommation alimentaire - 7 jours</w:t>
+              <w:t>Identification et renseignements de controle</w:t>
             </w:r>
           </w:p>
         </w:tc>
@@ -315,7 +347,7 @@
           </w:tcPr>
           <w:p>
             <w:r>
-              <w:t>8</w:t>
+              <w:t>10</w:t>
             </w:r>
           </w:p>
         </w:tc>
@@ -347,7 +379,7 @@
           </w:tcPr>
           <w:p>
             <w:r>
-              <w:t>6</w:t>
+              <w:t>8</w:t>
             </w:r>
           </w:p>
         </w:tc>
@@ -379,7 +411,7 @@
           </w:tcPr>
           <w:p>
             <w:r>
-              <w:t>6</w:t>
+              <w:t>8</w:t>
             </w:r>
           </w:p>
         </w:tc>
@@ -391,7 +423,7 @@
           </w:tcPr>
           <w:p>
             <w:r>
-              <w:t>Section0</w:t>
+              <w:t>Section11</w:t>
             </w:r>
           </w:p>
         </w:tc>
@@ -401,7 +433,7 @@
           </w:tcPr>
           <w:p>
             <w:r>
-              <w:t>Identification et renseignements de controle</w:t>
+              <w:t>Caracteristiques logement</w:t>
             </w:r>
           </w:p>
         </w:tc>
@@ -411,7 +443,7 @@
           </w:tcPr>
           <w:p>
             <w:r>
-              <w:t>5</w:t>
+              <w:t>6</w:t>
             </w:r>
           </w:p>
         </w:tc>
@@ -443,7 +475,7 @@
           </w:tcPr>
           <w:p>
             <w:r>
-              <w:t>5</w:t>
+              <w:t>4</w:t>
             </w:r>
           </w:p>
         </w:tc>
@@ -455,7 +487,7 @@
           </w:tcPr>
           <w:p>
             <w:r>
-              <w:t>Section11</w:t>
+              <w:t>Section12</w:t>
             </w:r>
           </w:p>
         </w:tc>
@@ -465,7 +497,7 @@
           </w:tcPr>
           <w:p>
             <w:r>
-              <w:t>Caracteristiques logement</w:t>
+              <w:t>Actifs du menage</w:t>
             </w:r>
           </w:p>
         </w:tc>
@@ -475,39 +507,7 @@
           </w:tcPr>
           <w:p>
             <w:r>
-              <w:t>5</w:t>
-            </w:r>
-          </w:p>
-        </w:tc>
-      </w:tr>
-      <w:tr>
-        <w:tc>
-          <w:tcPr>
-            <w:tcW w:type="dxa" w:w="3324"/>
-          </w:tcPr>
-          <w:p>
-            <w:r>
-              <w:t>Section9c</w:t>
-            </w:r>
-          </w:p>
-        </w:tc>
-        <w:tc>
-          <w:tcPr>
-            <w:tcW w:type="dxa" w:w="3324"/>
-          </w:tcPr>
-          <w:p>
-            <w:r>
-              <w:t>Depenses non-alimentaires - 30 jours</w:t>
-            </w:r>
-          </w:p>
-        </w:tc>
-        <w:tc>
-          <w:tcPr>
-            <w:tcW w:type="dxa" w:w="3324"/>
-          </w:tcPr>
-          <w:p>
-            <w:r>
-              <w:t>3</w:t>
+              <w:t>4</w:t>
             </w:r>
           </w:p>
         </w:tc>
@@ -850,7 +850,7 @@
         <w:rPr>
           <w:sz w:val="20"/>
         </w:rPr>
-        <w:t>- Prière de renseigner toutes les informations du ménage dans la section 0 avant d'entamer les autres informations.</w:t>
+        <w:t>- Le questionnaire semble ne pas être complètement fini mais le questionnaire est en statut complet, prière de compléter le questionnaire.</w:t>
       </w:r>
     </w:p>
     <w:p>
@@ -879,9 +879,7 @@
         <w:br/>
         <w:t xml:space="preserve">-  Avertissement!!!  SIDY NDIAYE  possède un téléphone android mais dit n'avoir pas accès à l'internet, prière de confirmer cette information avec le QG ou la corriger. Incoherence! SIDY NDIAYE dispose d'un téléphone portable à s01q39, donc la raison évoquée ne peut pas être (ne dispose pas d'appareil). </w:t>
         <w:br/>
-        <w:t xml:space="preserve">- Incoherence! FATOU DIAKHATE dispose d'un téléphone portable à s01q39, donc la raison évoquée ne peut pas être (ne dispose pas d'appareil). </w:t>
-        <w:br/>
-        <w:t>- Prière de renseigner le sexe ou le lien de parenté de  Elhadji LEUYE  merci. Les données sur les niveaux d'études, les fonctions et les caracteristiques sociodemographiques du père biologique de Elhadji LEUYE manquent. Veuillez les renseigner. Les données sur les niveaux d'études, les fonctions et les caracteristiques sociodemographiques de la mère biologique de  Elhadji LEUYE  manquent.</w:t>
+        <w:t>- Incoherence! FATOU DIAKHATE dispose d'un téléphone portable à s01q39, donc la raison évoquée ne peut pas être (ne dispose pas d'appareil).</w:t>
       </w:r>
     </w:p>
     <w:p>
@@ -904,6 +902,8 @@
         </w:rPr>
         <w:t xml:space="preserve">- Peu probable! ABLAYE NDIAYE  n'arrive pas  à comprendre un petit texte lu dans une langue locale (s02q03). Veuillez corriger ou donner des explications au QG. </w:t>
         <w:br/>
+        <w:t xml:space="preserve">- Peu probable! Elhadji LEUYE  n'arrive pas  à comprendre un petit texte lu dans une langue locale (s02q03). Veuillez corriger ou donner des explications au QG. </w:t>
+        <w:br/>
         <w:t xml:space="preserve">- Peu probable! FATOU DIAKHATE  n'arrive pas  à comprendre un petit texte lu dans une langue locale (s02q03). Veuillez corriger ou donner des explications au QG. Peu probable! FATOU DIAKHATE  ne sait ni lire, ni écrire, ni comprendre dans aucune des langues  (s02q01,s02q02,s02q03). Veuillez corriger ou donner des explications au QG. La raison principale que FATOU DIAKHATE n'a pas fait des études dans une école formelle est préféranse coranique et semble exister dans les modalités, prière de prendre attache avec le QG pour plus d'explication afin de la classer bien. </w:t>
         <w:br/>
         <w:t xml:space="preserve">- Peu probable! MAME MALICK SARR  n'arrive pas  à comprendre un petit texte lu dans une langue locale (s02q03). Veuillez corriger ou donner des explications au QG. </w:t>
@@ -913,27 +913,6 @@
         <w:t xml:space="preserve">- Peu probable! NGONE FALL  n'arrive pas  à comprendre un petit texte lu dans une langue locale (s02q03). Veuillez corriger ou donner des explications au QG. Peu probable! NGONE FALL  ne sait ni lire, ni écrire, ni comprendre dans aucune des langues  (s02q01,s02q02,s02q03). Veuillez corriger ou donner des explications au QG. </w:t>
         <w:br/>
         <w:t>- Peu probable! SALIF SARR  n'arrive pas  à comprendre un petit texte lu dans une langue locale (s02q03). Veuillez corriger ou donner des explications au QG. Peu probable! SALIF SARR  ne sait ni lire, ni écrire, ni comprendre dans aucune des langues  (s02q01,s02q02,s02q03). Veuillez corriger ou donner des explications au QG. La raison principale que SALIF SARR n'a pas fait des études dans une école formelle est coranique et semble exister dans les modalités, prière de prendre attache avec le QG pour plus d'explication afin de la classer bien.</w:t>
-      </w:r>
-    </w:p>
-    <w:p>
-      <w:r>
-        <w:rPr>
-          <w:b/>
-          <w:color w:val="4672C4"/>
-          <w:sz w:val="22"/>
-        </w:rPr>
-        <w:t>&gt;&gt; Section3 - Sante</w:t>
-      </w:r>
-    </w:p>
-    <w:p>
-      <w:pPr>
-        <w:ind w:left="283"/>
-      </w:pPr>
-      <w:r>
-        <w:rPr>
-          <w:sz w:val="20"/>
-        </w:rPr>
-        <w:t>- La section n'est pas renseignée pour Elhadji LEUYE, prière de la renseigner.</w:t>
       </w:r>
     </w:p>
     <w:p>
@@ -979,7 +958,9 @@
         <w:rPr>
           <w:sz w:val="20"/>
         </w:rPr>
-        <w:t>- || Avertissement!!! SALIF SARR enquêté dans l'emploi principale n'a pas declaré son salaire prière de fournir plus d'effort pour lui demander son salire, vous pouvez utiliser des stratégies pour faire une estimation ou demander des conseils au QG. Avertissement!!! SALIF SARR enquêté dans l'emploi principale n'a pas declaré son revenu prière de fournir plus d'effort pour lui demander son revenu, vous pouvez utiliser des stratégies pour faire une estimation ou demander des conseils au QG.</w:t>
+        <w:t xml:space="preserve">- || Avertissement!!! Elhadji LEUYE enquêté dans l'emploi principale n'a pas declaré son salaire prière de fournir plus d'effort pour lui demander son salire, vous pouvez utiliser des stratégies pour faire une estimation ou demander des conseils au QG. Avertissement!!! Elhadji LEUYE enquêté dans l'emploi principale n'a pas declaré son revenu prière de fournir plus d'effort pour lui demander son revenu, vous pouvez utiliser des stratégies pour faire une estimation ou demander des conseils au QG. </w:t>
+        <w:br/>
+        <w:t>- Avertissement!!! SALIF SARR enquêté dans l'emploi principale n'a pas declaré son salaire prière de fournir plus d'effort pour lui demander son salire, vous pouvez utiliser des stratégies pour faire une estimation ou demander des conseils au QG. Avertissement!!! SALIF SARR enquêté dans l'emploi principale n'a pas declaré son revenu prière de fournir plus d'effort pour lui demander son revenu, vous pouvez utiliser des stratégies pour faire une estimation ou demander des conseils au QG.</w:t>
       </w:r>
     </w:p>
     <w:p>
@@ -1000,7 +981,7 @@
         <w:rPr>
           <w:sz w:val="20"/>
         </w:rPr>
-        <w:t>- Le ménage a consommé Ail mais les informations sur la quantité, l'unité ou la taille ne sont pas renseignées.Prière de renseigner. Le ménage a consommé Arachides fraîches en coques mais les informations sur la quantité, l'unité ou la taille ne sont pas renseignées.Prière de renseigner. Le ménage a consommé Arôme (Maggi, Jumbo, etc.) mais les informations sur la quantité, l'unité ou la taille ne sont pas renseignées.Prière de renseigner. Le ménage a consommé Autres condiments (persil, céléri, etc.) mais les informations sur la quantité, l'unité ou la taille ne sont pas renseignées.Prière de renseigner. Le ménage a consommé Beignets de farine de boulangerie mais les informations sur la quantité, l'unité ou la taille ne sont pas renseignées.Prière de renseigner. Le ménage a consommé Beignets de maïs, mil, haricot mais les informations sur la quantité, l'unité ou la taille ne sont pas renseignées.Prière de renseigner. Le ménage a consommé Boissons gazeuses (Coca, Fanta, Vimto, Sprite, etc.) mais les informations sur la quantité, l'unité ou la taille ne sont pas renseignées.Prière de renseigner. Le ménage a consommé Boissons énergisantes (cody's, 3X, rinho, doppel, okalamar, etc.) mais les informations sur la quantité, l'unité ou la taille ne sont pas renseignées.Prière de renseigner. Le ménage a consommé Café en poudre soluble mais les informations sur la quantité, l'unité ou la taille ne sont pas renseignées.Prière de renseigner. Le ménage a consommé Caramel, bonbons, confiseries, etc. mais les informations sur la quantité, l'unité ou la taille ne sont pas renseignées.Prière de renseigner. Le ménage a consommé Carotte mais les informations sur la quantité, l'unité ou la taille ne sont pas renseignées.Prière de renseigner. Le ménage a consommé Choux mais les informations sur la quantité, l'unité ou la taille ne sont pas renseignées.Prière de renseigner. Le ménage a consommé Concentré de tomate mais les informations sur la quantité, l'unité ou la taille ne sont pas renseignées.Prière de renseigner. Le ménage a consommé Cube alimentaire (Maggi, Jumbo, ) mais les informations sur la quantité, l'unité ou la taille ne sont pas renseignées.Prière de renseigner. Le ménage a consommé Escargots mais les informations sur la quantité, l'unité ou la taille ne sont pas renseignées.Prière de renseigner. Le ménage a consommé Feuilles de  Haricot mais les informations sur la quantité, l'unité ou la taille ne sont pas renseignées.Prière de renseigner. Le ménage a consommé Gombo en poudre mais les informations sur la quantité, l'unité ou la taille ne sont pas renseignées.Prière de renseigner. Le ménage a consommé Gombo frais mais les informations sur la quantité, l'unité ou la taille ne sont pas renseignées.Prière de renseigner. Le ménage a consommé Huile d'arachide raffinée mais les informations sur la quantité, l'unité ou la taille ne sont pas renseignées.Prière de renseigner. Le ménage a consommé Manioc en tubercules mais les informations sur la quantité, l'unité ou la taille ne sont pas renseignées.Prière de renseigner. Le ménage a consommé Oignon frais mais les informations sur la quantité, l'unité ou la taille ne sont pas renseignées.Prière de renseigner. Le ménage a consommé Pain moderne (Baguette) mais les informations sur la quantité, l'unité ou la taille ne sont pas renseignées.Prière de renseigner. Le ménage a consommé Pastèque mais les informations sur la quantité, l'unité ou la taille ne sont pas renseignées.Prière de renseigner. Le ménage a consommé Patate douce mais les informations sur la quantité, l'unité ou la taille ne sont pas renseignées.Prière de renseigner. Le ménage a consommé Piment frais mais les informations sur la quantité, l'unité ou la taille ne sont pas renseignées.Prière de renseigner. Le ménage a consommé Piment séché mais les informations sur la quantité, l'unité ou la taille ne sont pas renseignées.Prière de renseigner. Le ménage a consommé Poireau mais les informations sur la quantité, l'unité ou la taille ne sont pas renseignées.Prière de renseigner. Le ménage a consommé Poisson de mer séché (yayeboye) mais les informations sur la quantité, l'unité ou la taille ne sont pas renseignées.Prière de renseigner. Le ménage a consommé Poisson frais type 9 mais les informations sur la quantité, l'unité ou la taille ne sont pas renseignées.Prière de renseigner. Le ménage a consommé Poivre mais les informations sur la quantité, l'unité ou la taille ne sont pas renseignées.Prière de renseigner. Le ménage a consommé Poivron frais mais les informations sur la quantité, l'unité ou la taille ne sont pas renseignées.Prière de renseigner. Le ménage a consommé Pomme de terre mais les informations sur la quantité, l'unité ou la taille ne sont pas renseignées.Prière de renseigner. Le ménage a consommé Pâte d'arachide mais les informations sur la quantité, l'unité ou la taille ne sont pas renseignées.Prière de renseigner. Le ménage a consommé Riz importé parfumé mais les informations sur la quantité, l'unité ou la taille ne sont pas renseignées.Prière de renseigner. Le ménage a consommé Sel mais les informations sur la quantité, l'unité ou la taille ne sont pas renseignées.Prière de renseigner. Difficile de consommer le Sel en   prière de verifier. Le ménage a consommé Sucre en poudre  mais les informations sur la quantité, l'unité ou la taille ne sont pas renseignées.Prière de renseigner. Le ménage a consommé Thé en sachet mais les informations sur la quantité, l'unité ou la taille ne sont pas renseignées.Prière de renseigner. Avertissement!!! Le ménage a consommé .a   de Thé en sachet, cette quantité semble anormale pour une consommation des 7 derniers jours.Les ménages consomment géneralement en sachet ou en paquet, prière de corriger ou de confirmer avec le QG. Le ménage a consommé Tomate fraîche mais les informations sur la quantité, l'unité ou la taille ne sont pas renseignées.Prière de renseigner. Le ménage a consommé Viande de bœuf: filet, faux-filet mais les informations sur la quantité, l'unité ou la taille ne sont pas renseignées.Prière de renseigner. Le ménage a consommé Vinaigre de citron  mais les informations sur la quantité, l'unité ou la taille ne sont pas renseignées.Prière de renseigner. Le ménage a consommé Vinaigre de vin mais les informations sur la quantité, l'unité ou la taille ne sont pas renseignées.Prière de renseigner.</w:t>
+        <w:t>- Attention ! Le prix unitaire d'achat (50 Fcfa) de Sel en Sachets (Moyen) est relativement faible par rapport aux autres prix observés dans cette zone. Prière de corriger ou de confirmer avec le QG. Attention ! Le prix unitaire d'achat (500 Fcfa) de Poisson frais type 9 en Tas (Petit) est relativement faible par rapport aux autres prix observés dans cette zone. Prière de corriger ou de confirmer avec le QG. Attention ! Soupçons de quantité anormale! Le ménage de FATOU DIAKHATE avec une taille de 9 personnes a consommé 14 Pièce en Petit de Piment frais qui est relativement élevé comme consommation par rapport à la condition de vie des autres ménages de même taille dans cette zone. Prière de corriger ou de confirmer avec le QG. Avertissement!! La quantité (6 litre) du produit Huile d'arachide raffinée consommée  par le ménage semble très élevé, prière de corriger ou confirmer avec le QG. Avertissement!!! Le ménage a consommé 7 Paquet Petit de Thé en sachet, cette quantité semble anormale pour une consommation des 7 derniers jours.Prière de corriger ou de confirmer avec le QG. Avertissement!! le prix unitaire (150 Fcfa) de Thé en sachet (unité: Paquet) de taille Petit est très faible ou élevé. Prière de corriger ou de confirmer avec le QG. Incohérence!! Dans ce ménage, chaque individus consomme par jour 43.1327 Kg  de cereale; Prière de revoir les quantités prises de ces produits. Attention ! Le prix unitaire d'achat (350 Fcfa) de Riz importé parfumé en Kg (taille unique) est relativement faible par rapport aux autres prix observés dans cette zone. Prière de corriger ou de confirmer avec le QG.</w:t>
       </w:r>
     </w:p>
     <w:p>
@@ -1367,6 +1348,27 @@
           <w:color w:val="4672C4"/>
           <w:sz w:val="22"/>
         </w:rPr>
+        <w:t>&gt;&gt; Section0 - Identification et renseignements de controle</w:t>
+      </w:r>
+    </w:p>
+    <w:p>
+      <w:pPr>
+        <w:ind w:left="283"/>
+      </w:pPr>
+      <w:r>
+        <w:rPr>
+          <w:sz w:val="20"/>
+        </w:rPr>
+        <w:t>- Le questionnaire semble ne pas être complètement fini mais le questionnaire est en statut complet, prière de compléter le questionnaire.</w:t>
+      </w:r>
+    </w:p>
+    <w:p>
+      <w:r>
+        <w:rPr>
+          <w:b/>
+          <w:color w:val="4672C4"/>
+          <w:sz w:val="22"/>
+        </w:rPr>
         <w:t>&gt;&gt; Section1 - Caracteristiques des membres</w:t>
       </w:r>
     </w:p>
@@ -1422,7 +1424,9 @@
         <w:rPr>
           <w:sz w:val="20"/>
         </w:rPr>
-        <w:t>- || Avertissement!!! mamadoury diallo enquêté dans l'emploi principale n'a pas declaré son salaire prière de fournir plus d'effort pour lui demander son salire, vous pouvez utiliser des stratégies pour faire une estimation ou demander des conseils au QG. Avertissement!!! mamadoury diallo enquêté dans l'emploi principale n'a pas declaré son revenu prière de fournir plus d'effort pour lui demander son revenu, vous pouvez utiliser des stratégies pour faire une estimation ou demander des conseils au QG.</w:t>
+        <w:t xml:space="preserve">- Avertissement!!! cheikh omar diallo enquêté dans l'emploi principale n'a pas declaré son salaire prière de fournir plus d'effort pour lui demander son salire, vous pouvez utiliser des stratégies pour faire une estimation ou demander des conseils au QG. Avertissement!!! cheikh omar diallo enquêté dans l'emploi principale n'a pas declaré son revenu prière de fournir plus d'effort pour lui demander son revenu, vous pouvez utiliser des stratégies pour faire une estimation ou demander des conseils au QG. </w:t>
+        <w:br/>
+        <w:t>- Avertissement!!! mamadoury diallo enquêté dans l'emploi principale n'a pas declaré son salaire prière de fournir plus d'effort pour lui demander son salire, vous pouvez utiliser des stratégies pour faire une estimation ou demander des conseils au QG. Avertissement!!! mamadoury diallo enquêté dans l'emploi principale n'a pas declaré son revenu prière de fournir plus d'effort pour lui demander son revenu, vous pouvez utiliser des stratégies pour faire une estimation ou demander des conseils au QG.</w:t>
       </w:r>
     </w:p>
     <w:p>
@@ -1507,6 +1511,1123 @@
           <w:sz w:val="20"/>
         </w:rPr>
         <w:t>- La section 16 du ménage de cheikh omar dialllo n'est pas renseigné, prière de renseigner.</w:t>
+      </w:r>
+    </w:p>
+    <w:p>
+      <w:r>
+        <w:t>________________________________________________________________________________</w:t>
+      </w:r>
+    </w:p>
+    <w:p>
+      <w:pPr>
+        <w:pStyle w:val="Heading2"/>
+      </w:pPr>
+      <w:r>
+        <w:t>Menage 3</w:t>
+      </w:r>
+    </w:p>
+    <w:tbl>
+      <w:tblPr>
+        <w:tblStyle w:val="TableGrid"/>
+        <w:tblW w:type="auto" w:w="0"/>
+        <w:tblLook w:firstColumn="1" w:firstRow="1" w:lastColumn="0" w:lastRow="0" w:noHBand="0" w:noVBand="1" w:val="04A0"/>
+      </w:tblPr>
+      <w:tblGrid>
+        <w:gridCol w:w="1662"/>
+        <w:gridCol w:w="1662"/>
+        <w:gridCol w:w="1662"/>
+        <w:gridCol w:w="1662"/>
+        <w:gridCol w:w="1662"/>
+        <w:gridCol w:w="1662"/>
+      </w:tblGrid>
+      <w:tr>
+        <w:tc>
+          <w:tcPr>
+            <w:tcW w:type="dxa" w:w="1662"/>
+            <w:shd w:fill="5B9BD5"/>
+          </w:tcPr>
+          <w:p>
+            <w:r>
+              <w:rPr>
+                <w:b/>
+                <w:color w:val="FFFFFF"/>
+                <w:sz w:val="16"/>
+              </w:rPr>
+              <w:t>Interview Key</w:t>
+            </w:r>
+          </w:p>
+        </w:tc>
+        <w:tc>
+          <w:tcPr>
+            <w:tcW w:type="dxa" w:w="1662"/>
+            <w:shd w:fill="5B9BD5"/>
+          </w:tcPr>
+          <w:p>
+            <w:r>
+              <w:rPr>
+                <w:b/>
+                <w:color w:val="FFFFFF"/>
+                <w:sz w:val="16"/>
+              </w:rPr>
+              <w:t>Interview ID</w:t>
+            </w:r>
+          </w:p>
+        </w:tc>
+        <w:tc>
+          <w:tcPr>
+            <w:tcW w:type="dxa" w:w="1662"/>
+            <w:shd w:fill="5B9BD5"/>
+          </w:tcPr>
+          <w:p>
+            <w:r>
+              <w:rPr>
+                <w:b/>
+                <w:color w:val="FFFFFF"/>
+                <w:sz w:val="16"/>
+              </w:rPr>
+              <w:t>ID Agent</w:t>
+            </w:r>
+          </w:p>
+        </w:tc>
+        <w:tc>
+          <w:tcPr>
+            <w:tcW w:type="dxa" w:w="1662"/>
+            <w:shd w:fill="5B9BD5"/>
+          </w:tcPr>
+          <w:p>
+            <w:r>
+              <w:rPr>
+                <w:b/>
+                <w:color w:val="FFFFFF"/>
+                <w:sz w:val="16"/>
+              </w:rPr>
+              <w:t>ID Equipe</w:t>
+            </w:r>
+          </w:p>
+        </w:tc>
+        <w:tc>
+          <w:tcPr>
+            <w:tcW w:type="dxa" w:w="1662"/>
+            <w:shd w:fill="5B9BD5"/>
+          </w:tcPr>
+          <w:p>
+            <w:r>
+              <w:rPr>
+                <w:b/>
+                <w:color w:val="FFFFFF"/>
+                <w:sz w:val="16"/>
+              </w:rPr>
+              <w:t>Agent</w:t>
+            </w:r>
+          </w:p>
+        </w:tc>
+        <w:tc>
+          <w:tcPr>
+            <w:tcW w:type="dxa" w:w="1662"/>
+            <w:shd w:fill="5B9BD5"/>
+          </w:tcPr>
+          <w:p>
+            <w:r>
+              <w:rPr>
+                <w:b/>
+                <w:color w:val="FFFFFF"/>
+                <w:sz w:val="16"/>
+              </w:rPr>
+              <w:t>Chef d'equipe</w:t>
+            </w:r>
+          </w:p>
+        </w:tc>
+      </w:tr>
+      <w:tr>
+        <w:tc>
+          <w:tcPr>
+            <w:tcW w:type="dxa" w:w="1662"/>
+          </w:tcPr>
+          <w:p>
+            <w:r>
+              <w:rPr>
+                <w:sz w:val="14"/>
+              </w:rPr>
+              <w:t>97-39-71-13</w:t>
+            </w:r>
+          </w:p>
+        </w:tc>
+        <w:tc>
+          <w:tcPr>
+            <w:tcW w:type="dxa" w:w="1662"/>
+          </w:tcPr>
+          <w:p>
+            <w:r>
+              <w:rPr>
+                <w:sz w:val="14"/>
+              </w:rPr>
+              <w:t>ddb61374c9f5422ba7a49bf8096672f8</w:t>
+            </w:r>
+          </w:p>
+        </w:tc>
+        <w:tc>
+          <w:tcPr>
+            <w:tcW w:type="dxa" w:w="1662"/>
+          </w:tcPr>
+          <w:p>
+            <w:r>
+              <w:rPr>
+                <w:sz w:val="14"/>
+              </w:rPr>
+              <w:t>EQ6_enq2</w:t>
+            </w:r>
+          </w:p>
+        </w:tc>
+        <w:tc>
+          <w:tcPr>
+            <w:tcW w:type="dxa" w:w="1662"/>
+          </w:tcPr>
+          <w:p>
+            <w:r>
+              <w:rPr>
+                <w:sz w:val="14"/>
+              </w:rPr>
+              <w:t>Equipe6</w:t>
+            </w:r>
+          </w:p>
+        </w:tc>
+        <w:tc>
+          <w:tcPr>
+            <w:tcW w:type="dxa" w:w="1662"/>
+          </w:tcPr>
+          <w:p>
+            <w:r>
+              <w:rPr>
+                <w:sz w:val="14"/>
+              </w:rPr>
+              <w:t>Sira Idrissa DOUMBOUYA</w:t>
+            </w:r>
+          </w:p>
+        </w:tc>
+        <w:tc>
+          <w:tcPr>
+            <w:tcW w:type="dxa" w:w="1662"/>
+          </w:tcPr>
+          <w:p>
+            <w:r>
+              <w:rPr>
+                <w:sz w:val="14"/>
+              </w:rPr>
+              <w:t>Djibril BA</w:t>
+            </w:r>
+          </w:p>
+        </w:tc>
+      </w:tr>
+    </w:tbl>
+    <w:p/>
+    <w:tbl>
+      <w:tblPr>
+        <w:tblStyle w:val="TableGrid"/>
+        <w:tblW w:type="auto" w:w="0"/>
+        <w:tblLook w:firstColumn="1" w:firstRow="1" w:lastColumn="0" w:lastRow="0" w:noHBand="0" w:noVBand="1" w:val="04A0"/>
+      </w:tblPr>
+      <w:tblGrid>
+        <w:gridCol w:w="3324"/>
+        <w:gridCol w:w="3324"/>
+        <w:gridCol w:w="3324"/>
+      </w:tblGrid>
+      <w:tr>
+        <w:tc>
+          <w:tcPr>
+            <w:tcW w:type="dxa" w:w="3324"/>
+            <w:shd w:fill="70AD47"/>
+          </w:tcPr>
+          <w:p>
+            <w:r>
+              <w:rPr>
+                <w:b/>
+                <w:color w:val="FFFFFF"/>
+                <w:sz w:val="18"/>
+              </w:rPr>
+              <w:t>Chef de Menage</w:t>
+            </w:r>
+          </w:p>
+        </w:tc>
+        <w:tc>
+          <w:tcPr>
+            <w:tcW w:type="dxa" w:w="3324"/>
+            <w:shd w:fill="70AD47"/>
+          </w:tcPr>
+          <w:p>
+            <w:r>
+              <w:rPr>
+                <w:b/>
+                <w:color w:val="FFFFFF"/>
+                <w:sz w:val="18"/>
+              </w:rPr>
+              <w:t>Quartier/Village (s00q05)</w:t>
+            </w:r>
+          </w:p>
+        </w:tc>
+        <w:tc>
+          <w:tcPr>
+            <w:tcW w:type="dxa" w:w="3324"/>
+            <w:shd w:fill="70AD47"/>
+          </w:tcPr>
+          <w:p>
+            <w:r>
+              <w:rPr>
+                <w:b/>
+                <w:color w:val="FFFFFF"/>
+                <w:sz w:val="18"/>
+              </w:rPr>
+              <w:t>Localisation GPS</w:t>
+            </w:r>
+          </w:p>
+        </w:tc>
+      </w:tr>
+      <w:tr>
+        <w:tc>
+          <w:tcPr>
+            <w:tcW w:type="dxa" w:w="3324"/>
+          </w:tcPr>
+          <w:p>
+            <w:r>
+              <w:rPr>
+                <w:sz w:val="18"/>
+              </w:rPr>
+              <w:t>AMARA KONE</w:t>
+            </w:r>
+          </w:p>
+        </w:tc>
+        <w:tc>
+          <w:tcPr>
+            <w:tcW w:type="dxa" w:w="3324"/>
+          </w:tcPr>
+          <w:p>
+            <w:r>
+              <w:rPr>
+                <w:sz w:val="18"/>
+              </w:rPr>
+              <w:t>N/A</w:t>
+            </w:r>
+          </w:p>
+        </w:tc>
+        <w:tc>
+          <w:tcPr>
+            <w:tcW w:type="dxa" w:w="3324"/>
+          </w:tcPr>
+          <w:p>
+            <w:r/>
+            <w:hyperlink r:id="rId11">
+              <w:r>
+                <w:rPr>
+                  <w:color w:val="0563C1"/>
+                  <w:u w:val="single"/>
+                </w:rPr>
+                <w:t>RDC</w:t>
+              </w:r>
+            </w:hyperlink>
+          </w:p>
+        </w:tc>
+      </w:tr>
+    </w:tbl>
+    <w:p/>
+    <w:p>
+      <w:r>
+        <w:rPr>
+          <w:b/>
+          <w:color w:val="4672C4"/>
+          <w:sz w:val="22"/>
+        </w:rPr>
+        <w:t>&gt;&gt; Section0 - Identification et renseignements de controle</w:t>
+      </w:r>
+    </w:p>
+    <w:p>
+      <w:pPr>
+        <w:ind w:left="283"/>
+      </w:pPr>
+      <w:r>
+        <w:rPr>
+          <w:sz w:val="20"/>
+        </w:rPr>
+        <w:t>- Le questionnaire semble ne pas être complètement fini mais le questionnaire est en statut complet, prière de compléter le questionnaire.</w:t>
+      </w:r>
+    </w:p>
+    <w:p>
+      <w:r>
+        <w:rPr>
+          <w:b/>
+          <w:color w:val="4672C4"/>
+          <w:sz w:val="22"/>
+        </w:rPr>
+        <w:t>&gt;&gt; Section1 - Caracteristiques des membres</w:t>
+      </w:r>
+    </w:p>
+    <w:p>
+      <w:pPr>
+        <w:ind w:left="283"/>
+      </w:pPr>
+      <w:r>
+        <w:rPr>
+          <w:sz w:val="20"/>
+        </w:rPr>
+        <w:t xml:space="preserve">- Attention ! Le montant (10000 Fcfa) dépensé ou reçu en cadeau pour les cartes prépayées, les transferts de crédit et les abonnements de  AMARA KONE est relativement élevé par rapport aux autres montants depansés observés dans cette zone. Prière de corriger ou de confirmer avec le QG. Attention ! Le montant (20000 Fcfa) dépensé ou reçu en cadeau pour les recharges internet ou de forfaits de données mobiles(hors appels vocaux), aucours des 30 derniers jours de  AMARA KONE est relativement élevé par rapport aux autres montants depansés observés dans cette zone. Prière de corriger ou de confirmer avec le QG. </w:t>
+        <w:br/>
+        <w:t xml:space="preserve">- Les informations sur l'acte de naissance (ni Jours, ni mois et ni années) de  IBRAHIMA KONE  manquent, s'il vous plait pouvez-vous fournir d'effort pour avoir ces informations. </w:t>
+        <w:br/>
+        <w:t>- Les informations sur l'acte de naissance (ni Jours, ni mois et ni années) de  MOUHAMED KONE  manquent, s'il vous plait pouvez-vous fournir d'effort pour avoir ces informations.</w:t>
+      </w:r>
+    </w:p>
+    <w:p>
+      <w:r>
+        <w:rPr>
+          <w:b/>
+          <w:color w:val="4672C4"/>
+          <w:sz w:val="22"/>
+        </w:rPr>
+        <w:t>&gt;&gt; Section2 - Education</w:t>
+      </w:r>
+    </w:p>
+    <w:p>
+      <w:pPr>
+        <w:ind w:left="283"/>
+      </w:pPr>
+      <w:r>
+        <w:rPr>
+          <w:sz w:val="20"/>
+        </w:rPr>
+        <w:t xml:space="preserve">- Le domaine que DJEYNABA KONE bénéficié de cette formation est formation delegue de sante et semble exister dans les modalités, prière de prendre attache avec le QG pour plus d'explication afin de la classer bien. </w:t>
+        <w:br/>
+        <w:t xml:space="preserve">- Peu probable! ADJRATOU KONE  n'arrive pas  à comprendre un petit texte lu dans une langue locale (s02q03). Veuillez corriger ou donner des explications au QG. Peu probable! ADJRATOU KONE  ne sait ni lire, ni écrire, ni comprendre dans aucune des langues  (s02q01,s02q02,s02q03). Veuillez corriger ou donner des explications au QG. La raison principale que ADJRATOU KONE n'a pas fait des études dans une école formelle est coranique et semble exister dans les modalités, prière de prendre attache avec le QG pour plus d'explication afin de la classer bien. </w:t>
+        <w:br/>
+        <w:t xml:space="preserve">- Peu probable! AICHA KONE  n'arrive pas  à comprendre un petit texte lu dans une langue locale (s02q03). Veuillez corriger ou donner des explications au QG. La raison principale que AICHA KONE n'a pas été à l'école entre 2024/2025 est suivre une formation et semble exister dans les modalités, prière de prendre attache avec le QG pour plus d'explication afin de la classer bien. </w:t>
+        <w:br/>
+        <w:t xml:space="preserve">- Peu probable! AISSATOU KONE  n'arrive pas  à comprendre un petit texte lu dans une langue locale (s02q03). Veuillez corriger ou donner des explications au QG. </w:t>
+        <w:br/>
+        <w:t xml:space="preserve">- Peu probable! ANNA KONE  n'arrive pas  à comprendre un petit texte lu dans une langue locale (s02q03). Veuillez corriger ou donner des explications au QG. Le montant des autres depenses pour l'année scolaire de ANNA KONE est faible ou élevé. veuillez, s'il vous plait, confirmer ces informations avec le QG ou apporter les corrections nécessaires. </w:t>
+        <w:br/>
+        <w:t xml:space="preserve">- Peu probable! ANNA NDIAYE  n'arrive pas  à comprendre un petit texte lu dans une langue locale (s02q03). Veuillez corriger ou donner des explications au QG. Peu probable! ANNA NDIAYE  ne sait ni lire, ni écrire, ni comprendre dans aucune des langues  (s02q01,s02q02,s02q03). Veuillez corriger ou donner des explications au QG. </w:t>
+        <w:br/>
+        <w:t xml:space="preserve">- Peu probable! HAWA KONE  n'arrive pas  à comprendre un petit texte lu dans une langue locale (s02q03). Veuillez corriger ou donner des explications au QG. </w:t>
+        <w:br/>
+        <w:t xml:space="preserve">- Peu probable! IBRAHIMA KONE  n'arrive pas  à comprendre un petit texte lu dans une langue locale (s02q03). Veuillez corriger ou donner des explications au QG. Le montant des autres depenses pour l'année scolaire de IBRAHIMA KONE est faible ou élevé. veuillez, s'il vous plait, confirmer ces informations avec le QG ou apporter les corrections nécessaires. </w:t>
+        <w:br/>
+        <w:t xml:space="preserve">- Peu probable! JOAKINA NDIAYE  n'arrive pas  à comprendre un petit texte lu dans une langue locale (s02q03). Veuillez corriger ou donner des explications au QG. Peu probable! JOAKINA NDIAYE  ne sait ni lire, ni écrire, ni comprendre dans aucune des langues  (s02q01,s02q02,s02q03). Veuillez corriger ou donner des explications au QG. </w:t>
+        <w:br/>
+        <w:t>- Peu probable! MOUHAMED KONE  n'arrive pas  à comprendre un petit texte lu dans une langue locale (s02q03). Veuillez corriger ou donner des explications au QG.</w:t>
+      </w:r>
+    </w:p>
+    <w:p>
+      <w:r>
+        <w:rPr>
+          <w:b/>
+          <w:color w:val="4672C4"/>
+          <w:sz w:val="22"/>
+        </w:rPr>
+        <w:t>&gt;&gt; Section4a - Emploi</w:t>
+      </w:r>
+    </w:p>
+    <w:p>
+      <w:pPr>
+        <w:ind w:left="283"/>
+      </w:pPr>
+      <w:r>
+        <w:rPr>
+          <w:sz w:val="20"/>
+        </w:rPr>
+        <w:t xml:space="preserve">- Avertissement! Généralement les jeunes hommes (10 à 25ans) font des travaux ménager soit apprendre les enfants à reviser leurs léçons ou d'autres cours, MOUHAMED KONE n'a consacré aucune heure pour les travaux cités en s04q01, s04q02, s04q03, s04q04, s04q05, s04q06, s04q07 et s04q08.Prière de regarder pour corriger ou confirmer avec le QG. Avertissement! Nombre d'heure que MOUHAMED KONE a consacré à son emploi au cours des 7 derniers jours est trop élevé, veuillez revoir s'il vous plait ou confirmer cette information avec le QG. </w:t>
+        <w:br/>
+        <w:t>- Avertissement! Nombre d'heure que ANNA NDIAYE a consacré à son emploi au cours des 7 derniers jours est trop élevé, veuillez revoir s'il vous plait ou confirmer cette information avec le QG.</w:t>
+      </w:r>
+    </w:p>
+    <w:p>
+      <w:r>
+        <w:rPr>
+          <w:b/>
+          <w:color w:val="4672C4"/>
+          <w:sz w:val="22"/>
+        </w:rPr>
+        <w:t>&gt;&gt; Section4b - Emploi - Activite principale</w:t>
+      </w:r>
+    </w:p>
+    <w:p>
+      <w:pPr>
+        <w:ind w:left="283"/>
+      </w:pPr>
+      <w:r>
+        <w:rPr>
+          <w:sz w:val="20"/>
+        </w:rPr>
+        <w:t xml:space="preserve">- || </w:t>
+        <w:br/>
+        <w:t xml:space="preserve">- </w:t>
+        <w:br/>
+        <w:t xml:space="preserve">- Attention! le nombre d'heure que ADJRATOU KONE a travaillé par jour semble être inferieur à 4, veuillez s'il vous plait confirmer cette information avec le QG. </w:t>
+        <w:br/>
+        <w:t>- Nombre de mois exercé par DJEYNABA KONE dans l'emploi au cours des 12 derniers mois semble faible, veuillez corriger s'il vous plait ou comfirmer avec le QG. Attention! le nombre d'heure que DJEYNABA KONE a travaillé par jour semble être inferieur à 4, veuillez s'il vous plait confirmer cette information avec le QG.</w:t>
+      </w:r>
+    </w:p>
+    <w:p>
+      <w:r>
+        <w:rPr>
+          <w:b/>
+          <w:color w:val="4672C4"/>
+          <w:sz w:val="22"/>
+        </w:rPr>
+        <w:t>&gt;&gt; Section7b - Consommation alimentaire - 7 jours</w:t>
+      </w:r>
+    </w:p>
+    <w:p>
+      <w:pPr>
+        <w:ind w:left="283"/>
+      </w:pPr>
+      <w:r>
+        <w:rPr>
+          <w:sz w:val="20"/>
+        </w:rPr>
+        <w:t>- Attention ! Le prix unitaire d'achat (150 Fcfa) de Manioc en tubercules en Morceau (Portion) (Moyen) est relativement élevé par rapport aux autres prix observés dans cette zone. Prière de corriger ou de confirmer avec le QG. Attention ! Soupçons de quantité anormale! Le ménage de AMARA KONE avec une taille de 12 personnes a consommé 12 Sachets en Petit de Tomate fraîche qui est relativement élevé comme consommation par rapport à la condition de vie des autres ménages de même taille dans cette zone. Prière de corriger ou de confirmer avec le QG. Attention ! Soupçons de quantité anormale! Le ménage de AMARA KONE avec une taille de 12 personnes a consommé 14 Pièce en Moyen de Poivron frais qui est relativement élevé comme consommation par rapport à la condition de vie des autres ménages de même taille dans cette zone. Prière de corriger ou de confirmer avec le QG. Avertissement!! La quantité (4.5 litre) du produit Huile d'arachide raffinée consommée  par le ménage semble très élevé, prière de corriger ou confirmer avec le QG. Avertissement!!! Le ménage a consommé 44 Pièce Moyen de Aubergine  , cette quantité semble anormale pour une consommation des 7 derniers jours.Prière de corriger ou de confirmer avec le QG. Attention ! Le prix unitaire d'achat (150 Fcfa) de Aubergine   en Pièce (Moyen) est relativement élevé par rapport aux autres prix observés dans cette zone. Prière de corriger ou de confirmer avec le QG. Attention ! Soupçons de quantité anormale! Le ménage de AMARA KONE avec une taille de 12 personnes a consommé 44 Pièce en Moyen de Aubergine   qui est relativement élevé comme consommation par rapport à la condition de vie des autres ménages de même taille dans cette zone. Prière de corriger ou de confirmer avec le QG. Avertissement!!! Le ménage a consommé 7 Paquet Petit de Thé en sachet, cette quantité semble anormale pour une consommation des 7 derniers jours.Prière de corriger ou de confirmer avec le QG. Avertissement!! le prix unitaire (150 Fcfa) de Thé en sachet (unité: Paquet) de taille Petit est très faible ou élevé. Prière de corriger ou de confirmer avec le QG. Difficile de consommer le Sel en Sachets industriel Moyen prière de verifier. Attention ! Le prix unitaire d'achat (1000 Fcfa) de Sel en Sachets industriel (Moyen) est relativement élevé par rapport aux autres prix observés dans cette zone. Prière de corriger ou de confirmer avec le QG. Incohérence!! Dans ce ménage, chaque individus consomme par jour 12.67107 Kg  de cereale; Prière de revoir les quantités prises de ces produits. Incohérence!! Dans ce ménage, chaque individus consomme par jour 12.67107 Kg  de cereale; Prière de revoir les quantités prises de ces produits.</w:t>
+      </w:r>
+    </w:p>
+    <w:p>
+      <w:r>
+        <w:rPr>
+          <w:b/>
+          <w:color w:val="4672C4"/>
+          <w:sz w:val="22"/>
+        </w:rPr>
+        <w:t>&gt;&gt; Section9d - Depenses non-alimentaires - 3 mois</w:t>
+      </w:r>
+    </w:p>
+    <w:p>
+      <w:pPr>
+        <w:ind w:left="283"/>
+      </w:pPr>
+      <w:r>
+        <w:rPr>
+          <w:sz w:val="20"/>
+        </w:rPr>
+        <w:t>- Peu plausible! le montant de la dépense pour Brosse à dents semble trop élevé. Veuillez, s'il vous plaît, confirmer cette information avec le QG ou la corriger.</w:t>
+      </w:r>
+    </w:p>
+    <w:p>
+      <w:r>
+        <w:rPr>
+          <w:b/>
+          <w:color w:val="4672C4"/>
+          <w:sz w:val="22"/>
+        </w:rPr>
+        <w:t>&gt;&gt; Section10b - caracteristiques entreprise non agricole</w:t>
+      </w:r>
+    </w:p>
+    <w:p>
+      <w:pPr>
+        <w:ind w:left="283"/>
+      </w:pPr>
+      <w:r>
+        <w:rPr>
+          <w:sz w:val="20"/>
+        </w:rPr>
+        <w:t xml:space="preserve">- Cette entreprise commerce de produit alimentair dit avoir obtenu une valeur sur les marchandises vendu en etat et les marchandises vendu après transformation. </w:t>
+        <w:br/>
+        <w:t>- Le montant dépensé de L'entreprise commerce alimentation genéral pour l'achat de ces marchandises revendues en état, sans transformation ne peut être supérieur aux montants obtenus sur la revente de marchandises achetées et revendues en état au cours des 30 derniers jours ou durant le dernier mois où l'entreprise a fonctionné (s10q47 &gt; s10q46), prière de corriger.</w:t>
+      </w:r>
+    </w:p>
+    <w:p>
+      <w:r>
+        <w:rPr>
+          <w:b/>
+          <w:color w:val="4672C4"/>
+          <w:sz w:val="22"/>
+        </w:rPr>
+        <w:t>&gt;&gt; Section12 - Actifs du menage</w:t>
+      </w:r>
+    </w:p>
+    <w:p>
+      <w:pPr>
+        <w:ind w:left="283"/>
+      </w:pPr>
+      <w:r>
+        <w:rPr>
+          <w:sz w:val="20"/>
+        </w:rPr>
+        <w:t>- Attention ! Appareil TV a été achété à 300000 Fcfa est relativement élevé par rapport aux autres prix d'achat observés dans cette zone. Prière de corriger ou de confirmer avec le QG. Attention ! Appareil TV a été revendu à 250000 Fcfa qui est relativement élevé par rapport aux autres prix de revente observés dans cette zone. Prière de corriger ou de confirmer avec le QG.</w:t>
+      </w:r>
+    </w:p>
+    <w:p>
+      <w:r>
+        <w:rPr>
+          <w:b/>
+          <w:color w:val="4672C4"/>
+          <w:sz w:val="22"/>
+        </w:rPr>
+        <w:t>&gt;&gt; Section16a - Champs et parcelles</w:t>
+      </w:r>
+    </w:p>
+    <w:p>
+      <w:pPr>
+        <w:ind w:left="283"/>
+      </w:pPr>
+      <w:r>
+        <w:rPr>
+          <w:sz w:val="20"/>
+        </w:rPr>
+        <w:t>- La section 16 du ménage de AMARA KONE n'est pas renseigné, prière de renseigner.</w:t>
+      </w:r>
+    </w:p>
+    <w:p>
+      <w:r>
+        <w:t>________________________________________________________________________________</w:t>
+      </w:r>
+    </w:p>
+    <w:p>
+      <w:pPr>
+        <w:pStyle w:val="Heading2"/>
+      </w:pPr>
+      <w:r>
+        <w:t>Menage 4</w:t>
+      </w:r>
+    </w:p>
+    <w:tbl>
+      <w:tblPr>
+        <w:tblStyle w:val="TableGrid"/>
+        <w:tblW w:type="auto" w:w="0"/>
+        <w:tblLook w:firstColumn="1" w:firstRow="1" w:lastColumn="0" w:lastRow="0" w:noHBand="0" w:noVBand="1" w:val="04A0"/>
+      </w:tblPr>
+      <w:tblGrid>
+        <w:gridCol w:w="1662"/>
+        <w:gridCol w:w="1662"/>
+        <w:gridCol w:w="1662"/>
+        <w:gridCol w:w="1662"/>
+        <w:gridCol w:w="1662"/>
+        <w:gridCol w:w="1662"/>
+      </w:tblGrid>
+      <w:tr>
+        <w:tc>
+          <w:tcPr>
+            <w:tcW w:type="dxa" w:w="1662"/>
+            <w:shd w:fill="5B9BD5"/>
+          </w:tcPr>
+          <w:p>
+            <w:r>
+              <w:rPr>
+                <w:b/>
+                <w:color w:val="FFFFFF"/>
+                <w:sz w:val="16"/>
+              </w:rPr>
+              <w:t>Interview Key</w:t>
+            </w:r>
+          </w:p>
+        </w:tc>
+        <w:tc>
+          <w:tcPr>
+            <w:tcW w:type="dxa" w:w="1662"/>
+            <w:shd w:fill="5B9BD5"/>
+          </w:tcPr>
+          <w:p>
+            <w:r>
+              <w:rPr>
+                <w:b/>
+                <w:color w:val="FFFFFF"/>
+                <w:sz w:val="16"/>
+              </w:rPr>
+              <w:t>Interview ID</w:t>
+            </w:r>
+          </w:p>
+        </w:tc>
+        <w:tc>
+          <w:tcPr>
+            <w:tcW w:type="dxa" w:w="1662"/>
+            <w:shd w:fill="5B9BD5"/>
+          </w:tcPr>
+          <w:p>
+            <w:r>
+              <w:rPr>
+                <w:b/>
+                <w:color w:val="FFFFFF"/>
+                <w:sz w:val="16"/>
+              </w:rPr>
+              <w:t>ID Agent</w:t>
+            </w:r>
+          </w:p>
+        </w:tc>
+        <w:tc>
+          <w:tcPr>
+            <w:tcW w:type="dxa" w:w="1662"/>
+            <w:shd w:fill="5B9BD5"/>
+          </w:tcPr>
+          <w:p>
+            <w:r>
+              <w:rPr>
+                <w:b/>
+                <w:color w:val="FFFFFF"/>
+                <w:sz w:val="16"/>
+              </w:rPr>
+              <w:t>ID Equipe</w:t>
+            </w:r>
+          </w:p>
+        </w:tc>
+        <w:tc>
+          <w:tcPr>
+            <w:tcW w:type="dxa" w:w="1662"/>
+            <w:shd w:fill="5B9BD5"/>
+          </w:tcPr>
+          <w:p>
+            <w:r>
+              <w:rPr>
+                <w:b/>
+                <w:color w:val="FFFFFF"/>
+                <w:sz w:val="16"/>
+              </w:rPr>
+              <w:t>Agent</w:t>
+            </w:r>
+          </w:p>
+        </w:tc>
+        <w:tc>
+          <w:tcPr>
+            <w:tcW w:type="dxa" w:w="1662"/>
+            <w:shd w:fill="5B9BD5"/>
+          </w:tcPr>
+          <w:p>
+            <w:r>
+              <w:rPr>
+                <w:b/>
+                <w:color w:val="FFFFFF"/>
+                <w:sz w:val="16"/>
+              </w:rPr>
+              <w:t>Chef d'equipe</w:t>
+            </w:r>
+          </w:p>
+        </w:tc>
+      </w:tr>
+      <w:tr>
+        <w:tc>
+          <w:tcPr>
+            <w:tcW w:type="dxa" w:w="1662"/>
+          </w:tcPr>
+          <w:p>
+            <w:r>
+              <w:rPr>
+                <w:sz w:val="14"/>
+              </w:rPr>
+              <w:t>90-27-74-66</w:t>
+            </w:r>
+          </w:p>
+        </w:tc>
+        <w:tc>
+          <w:tcPr>
+            <w:tcW w:type="dxa" w:w="1662"/>
+          </w:tcPr>
+          <w:p>
+            <w:r>
+              <w:rPr>
+                <w:sz w:val="14"/>
+              </w:rPr>
+              <w:t>1954626841ba416bacda4eefbeff3a27</w:t>
+            </w:r>
+          </w:p>
+        </w:tc>
+        <w:tc>
+          <w:tcPr>
+            <w:tcW w:type="dxa" w:w="1662"/>
+          </w:tcPr>
+          <w:p>
+            <w:r>
+              <w:rPr>
+                <w:sz w:val="14"/>
+              </w:rPr>
+              <w:t>EQ6_enq2</w:t>
+            </w:r>
+          </w:p>
+        </w:tc>
+        <w:tc>
+          <w:tcPr>
+            <w:tcW w:type="dxa" w:w="1662"/>
+          </w:tcPr>
+          <w:p>
+            <w:r>
+              <w:rPr>
+                <w:sz w:val="14"/>
+              </w:rPr>
+              <w:t>Equipe6</w:t>
+            </w:r>
+          </w:p>
+        </w:tc>
+        <w:tc>
+          <w:tcPr>
+            <w:tcW w:type="dxa" w:w="1662"/>
+          </w:tcPr>
+          <w:p>
+            <w:r>
+              <w:rPr>
+                <w:sz w:val="14"/>
+              </w:rPr>
+              <w:t>Sira Idrissa DOUMBOUYA</w:t>
+            </w:r>
+          </w:p>
+        </w:tc>
+        <w:tc>
+          <w:tcPr>
+            <w:tcW w:type="dxa" w:w="1662"/>
+          </w:tcPr>
+          <w:p>
+            <w:r>
+              <w:rPr>
+                <w:sz w:val="14"/>
+              </w:rPr>
+              <w:t>Djibril BA</w:t>
+            </w:r>
+          </w:p>
+        </w:tc>
+      </w:tr>
+    </w:tbl>
+    <w:p/>
+    <w:tbl>
+      <w:tblPr>
+        <w:tblStyle w:val="TableGrid"/>
+        <w:tblW w:type="auto" w:w="0"/>
+        <w:tblLook w:firstColumn="1" w:firstRow="1" w:lastColumn="0" w:lastRow="0" w:noHBand="0" w:noVBand="1" w:val="04A0"/>
+      </w:tblPr>
+      <w:tblGrid>
+        <w:gridCol w:w="3324"/>
+        <w:gridCol w:w="3324"/>
+        <w:gridCol w:w="3324"/>
+      </w:tblGrid>
+      <w:tr>
+        <w:tc>
+          <w:tcPr>
+            <w:tcW w:type="dxa" w:w="3324"/>
+            <w:shd w:fill="70AD47"/>
+          </w:tcPr>
+          <w:p>
+            <w:r>
+              <w:rPr>
+                <w:b/>
+                <w:color w:val="FFFFFF"/>
+                <w:sz w:val="18"/>
+              </w:rPr>
+              <w:t>Chef de Menage</w:t>
+            </w:r>
+          </w:p>
+        </w:tc>
+        <w:tc>
+          <w:tcPr>
+            <w:tcW w:type="dxa" w:w="3324"/>
+            <w:shd w:fill="70AD47"/>
+          </w:tcPr>
+          <w:p>
+            <w:r>
+              <w:rPr>
+                <w:b/>
+                <w:color w:val="FFFFFF"/>
+                <w:sz w:val="18"/>
+              </w:rPr>
+              <w:t>Quartier/Village (s00q05)</w:t>
+            </w:r>
+          </w:p>
+        </w:tc>
+        <w:tc>
+          <w:tcPr>
+            <w:tcW w:type="dxa" w:w="3324"/>
+            <w:shd w:fill="70AD47"/>
+          </w:tcPr>
+          <w:p>
+            <w:r>
+              <w:rPr>
+                <w:b/>
+                <w:color w:val="FFFFFF"/>
+                <w:sz w:val="18"/>
+              </w:rPr>
+              <w:t>Localisation GPS</w:t>
+            </w:r>
+          </w:p>
+        </w:tc>
+      </w:tr>
+      <w:tr>
+        <w:tc>
+          <w:tcPr>
+            <w:tcW w:type="dxa" w:w="3324"/>
+          </w:tcPr>
+          <w:p>
+            <w:r>
+              <w:rPr>
+                <w:sz w:val="18"/>
+              </w:rPr>
+              <w:t>ABDOURAHMANE DIALLO</w:t>
+            </w:r>
+          </w:p>
+        </w:tc>
+        <w:tc>
+          <w:tcPr>
+            <w:tcW w:type="dxa" w:w="3324"/>
+          </w:tcPr>
+          <w:p>
+            <w:r>
+              <w:rPr>
+                <w:sz w:val="18"/>
+              </w:rPr>
+              <w:t>N/A</w:t>
+            </w:r>
+          </w:p>
+        </w:tc>
+        <w:tc>
+          <w:tcPr>
+            <w:tcW w:type="dxa" w:w="3324"/>
+          </w:tcPr>
+          <w:p>
+            <w:r/>
+            <w:hyperlink r:id="rId12">
+              <w:r>
+                <w:rPr>
+                  <w:color w:val="0563C1"/>
+                  <w:u w:val="single"/>
+                </w:rPr>
+                <w:t>KIP FINCONE</w:t>
+              </w:r>
+            </w:hyperlink>
+          </w:p>
+        </w:tc>
+      </w:tr>
+    </w:tbl>
+    <w:p/>
+    <w:p>
+      <w:r>
+        <w:rPr>
+          <w:b/>
+          <w:color w:val="4672C4"/>
+          <w:sz w:val="22"/>
+        </w:rPr>
+        <w:t>&gt;&gt; Section0 - Identification et renseignements de controle</w:t>
+      </w:r>
+    </w:p>
+    <w:p>
+      <w:pPr>
+        <w:ind w:left="283"/>
+      </w:pPr>
+      <w:r>
+        <w:rPr>
+          <w:sz w:val="20"/>
+        </w:rPr>
+        <w:t>- Le questionnaire semble ne pas être complètement fini mais le questionnaire est en statut complet, prière de compléter le questionnaire.</w:t>
+      </w:r>
+    </w:p>
+    <w:p>
+      <w:r>
+        <w:rPr>
+          <w:b/>
+          <w:color w:val="4672C4"/>
+          <w:sz w:val="22"/>
+        </w:rPr>
+        <w:t>&gt;&gt; Section1 - Caracteristiques des membres</w:t>
+      </w:r>
+    </w:p>
+    <w:p>
+      <w:pPr>
+        <w:ind w:left="283"/>
+      </w:pPr>
+      <w:r>
+        <w:rPr>
+          <w:sz w:val="20"/>
+        </w:rPr>
+        <w:t>- Attention ! Le montant (7500 Fcfa) dépensé ou reçu en cadeau pour les cartes prépayées, les transferts de crédit et les abonnements de  ABDOURHMANE DIALLO est relativement élevé par rapport aux autres montants depansés observés dans cette zone. Prière de corriger ou de confirmer avec le QG.</w:t>
+      </w:r>
+    </w:p>
+    <w:p>
+      <w:r>
+        <w:rPr>
+          <w:b/>
+          <w:color w:val="4672C4"/>
+          <w:sz w:val="22"/>
+        </w:rPr>
+        <w:t>&gt;&gt; Section2 - Education</w:t>
+      </w:r>
+    </w:p>
+    <w:p>
+      <w:pPr>
+        <w:ind w:left="283"/>
+      </w:pPr>
+      <w:r>
+        <w:rPr>
+          <w:sz w:val="20"/>
+        </w:rPr>
+        <w:t xml:space="preserve">- La raison principale que THIORO DIALLO n'a pas été à l'école entre 2024/2025 est en formation et semble exister dans les modalités, prière de prendre attache avec le QG pour plus d'explication afin de la classer bien. Le domaine que THIORO DIALLO bénéficié de cette formation est santé et semble exister dans les modalités, prière de prendre attache avec le QG pour plus d'explication afin de la classer bien. </w:t>
+        <w:br/>
+        <w:t xml:space="preserve">- Le montant des autres depenses pour l'année scolaire de MARIAMA DIALLO est faible ou élevé. veuillez, s'il vous plait, confirmer ces informations avec le QG ou apporter les corrections nécessaires. </w:t>
+        <w:br/>
+        <w:t xml:space="preserve">- Peu probable! ABDOURHMANE DIALLO  n'arrive pas  à comprendre un petit texte lu dans une langue locale (s02q03). Veuillez corriger ou donner des explications au QG. La raison principale que ABDOURHMANE DIALLO n'a pas été à l'école entre 2024/2025 est preféranse coranique et semble exister dans les modalités, prière de prendre attache avec le QG pour plus d'explication afin de la classer bien. </w:t>
+        <w:br/>
+        <w:t xml:space="preserve">- Peu probable! BINETA DIALLO  n'arrive pas  à comprendre un petit texte lu dans une langue locale (s02q03). Veuillez corriger ou donner des explications au QG. Peu probable! BINETA DIALLO  ne sait ni lire, ni écrire, ni comprendre dans aucune des langues  (s02q01,s02q02,s02q03). Veuillez corriger ou donner des explications au QG. </w:t>
+        <w:br/>
+        <w:t xml:space="preserve">- Peu probable! NDIAGA DIALLO  n'arrive pas  à comprendre un petit texte lu dans une langue locale (s02q03). Veuillez corriger ou donner des explications au QG. Le montant des autres depenses pour l'année scolaire de NDIAGA DIALLO est faible ou élevé. veuillez, s'il vous plait, confirmer ces informations avec le QG ou apporter les corrections nécessaires. </w:t>
+        <w:br/>
+        <w:t>- Peu probable! OULEY BA  n'arrive pas  à comprendre un petit texte lu dans une langue locale (s02q03). Veuillez corriger ou donner des explications au QG.</w:t>
+      </w:r>
+    </w:p>
+    <w:p>
+      <w:r>
+        <w:rPr>
+          <w:b/>
+          <w:color w:val="4672C4"/>
+          <w:sz w:val="22"/>
+        </w:rPr>
+        <w:t>&gt;&gt; Section4a - Emploi</w:t>
+      </w:r>
+    </w:p>
+    <w:p>
+      <w:pPr>
+        <w:ind w:left="283"/>
+      </w:pPr>
+      <w:r>
+        <w:rPr>
+          <w:sz w:val="20"/>
+        </w:rPr>
+        <w:t>- Avertissement! Nombre d'heure que AMED DIALLO a consacré à son emploi au cours des 7 derniers jours est trop élevé, veuillez revoir s'il vous plait ou confirmer cette information avec le QG.</w:t>
+      </w:r>
+    </w:p>
+    <w:p>
+      <w:r>
+        <w:rPr>
+          <w:b/>
+          <w:color w:val="4672C4"/>
+          <w:sz w:val="22"/>
+        </w:rPr>
+        <w:t>&gt;&gt; Section4b - Emploi - Activite principale</w:t>
+      </w:r>
+    </w:p>
+    <w:p>
+      <w:pPr>
+        <w:ind w:left="283"/>
+      </w:pPr>
+      <w:r>
+        <w:rPr>
+          <w:sz w:val="20"/>
+        </w:rPr>
+        <w:t>- ||</w:t>
+      </w:r>
+    </w:p>
+    <w:p>
+      <w:r>
+        <w:rPr>
+          <w:b/>
+          <w:color w:val="4672C4"/>
+          <w:sz w:val="22"/>
+        </w:rPr>
+        <w:t>&gt;&gt; Section7b - Consommation alimentaire - 7 jours</w:t>
+      </w:r>
+    </w:p>
+    <w:p>
+      <w:pPr>
+        <w:ind w:left="283"/>
+      </w:pPr>
+      <w:r>
+        <w:rPr>
+          <w:sz w:val="20"/>
+        </w:rPr>
+        <w:t>- Attention ! Le prix unitaire d'achat (150 Fcfa) de Carotte en Pièce (Moyen) est relativement élevé par rapport aux autres prix observés dans cette zone. Prière de corriger ou de confirmer avec le QG. Attention ! Le prix unitaire d'achat (2000 Fcfa) de Huile de palme raffinée en Litre (taille unique) est relativement élevé par rapport aux autres prix observés dans cette zone. Prière de corriger ou de confirmer avec le QG. Attention ! Le prix unitaire d'achat (250 Fcfa) de Tomate fraîche en Sachets (Petit) est relativement élevé par rapport aux autres prix observés dans cette zone. Prière de corriger ou de confirmer avec le QG. Attention ! Le prix unitaire d'achat (300 Fcfa) de Mâchoiron séchée (Kon) en Tas (Petit) est relativement élevé par rapport aux autres prix observés dans cette zone. Prière de corriger ou de confirmer avec le QG. Attention ! Soupçons de quantité anormale! Le ménage de ABDOURAHMANE DIALLO avec une taille de 7 personnes a consommé 2 Tas en Petit de Mâchoiron séchée (Kon) qui est relativement élevé comme consommation par rapport à la condition de vie des autres ménages de même taille dans cette zone. Prière de corriger ou de confirmer avec le QG. Attention ! Soupçons de quantité anormale! Le ménage de ABDOURAHMANE DIALLO avec une taille de 7 personnes a consommé 11 Tas en Moyen de Poireau qui est relativement élevé comme consommation par rapport à la condition de vie des autres ménages de même taille dans cette zone. Prière de corriger ou de confirmer avec le QG. Avertissement!! La quantité (3.63 litre) du produit Huile de soja  consommée  par le ménage semble très élevé, prière de corriger ou confirmer avec le QG. Avertissement!!! Le ménage a consommé 10 Pièce Moyen de Caramel, bonbons, confiseries, etc., cette quantité semble anormale pour une consommation des 7 derniers jours.Prière de corriger ou de confirmer avec le QG. Avertissement!!! Le ménage a consommé 7 Verre ( à thé) taille unique de Thé en sachet, cette quantité semble anormale pour une consommation des 7 derniers jours.Les ménages consomment géneralement en sachet ou en paquet, prière de corriger ou de confirmer avec le QG. Avertissement!!!Le ménage a consommé 49 Sachets industriel de Petit de Café en poudre soluble  ce qui semble incoherent pour une consommation aucours des 7 derniers jours, prière de verifier et corriger. Avertissement!!!Le ménage a consommé 49 Sachets industriel de Petit de Sucre en poudre   ce qui semble incoherent pour une consommation aucours des 7 derniers jours, prière de verifier et corriger. Avertissement!!! Le ménage a consommé 49 Sachets industriel Petit de Sucre en poudre , cette quantité semble anormale pour une consommation des 7 derniers jours.Prière de corriger ou de confirmer avec le QG. Difficile de consommer le Sel en Sachets industriel Moyen prière de verifier. Incohérence!! Dans ce ménage, chaque individus consomme par jour 54.69898 Kg  de cereale; Prière de revoir les quantités prises de ces produits. Le prix d'achat unitaire (6000 Fcfa) de Poivre en Kg de taille taille unique prière de regarder les reponses prises dans les questions s07bq07a s07bq07b s07bq07c s07bq08 pour mieux corriger.</w:t>
+      </w:r>
+    </w:p>
+    <w:p>
+      <w:r>
+        <w:rPr>
+          <w:b/>
+          <w:color w:val="4672C4"/>
+          <w:sz w:val="22"/>
+        </w:rPr>
+        <w:t>&gt;&gt; Section11 - Caracteristiques logement</w:t>
+      </w:r>
+    </w:p>
+    <w:p>
+      <w:pPr>
+        <w:ind w:left="283"/>
+      </w:pPr>
+      <w:r>
+        <w:rPr>
+          <w:sz w:val="20"/>
+        </w:rPr>
+        <w:t>- Avertissement!! Le ménage (vit en milieu urbain) se débarrasse de ses ordures ménagères soit par le Dépotoir sauvage, brûle et enterre, prière de corriger ou confirmer avec le QG.</w:t>
+      </w:r>
+    </w:p>
+    <w:p>
+      <w:r>
+        <w:rPr>
+          <w:b/>
+          <w:color w:val="4672C4"/>
+          <w:sz w:val="22"/>
+        </w:rPr>
+        <w:t>&gt;&gt; Section12 - Actifs du menage</w:t>
+      </w:r>
+    </w:p>
+    <w:p>
+      <w:pPr>
+        <w:ind w:left="283"/>
+      </w:pPr>
+      <w:r>
+        <w:rPr>
+          <w:sz w:val="20"/>
+        </w:rPr>
+        <w:t xml:space="preserve">- Attention ! Antenne parabolique / décodeur a été achété à 65000 Fcfa est relativement élevé par rapport aux autres prix d'achat observés dans cette zone. Prière de corriger ou de confirmer avec le QG. Attention ! Antenne parabolique / décodeur a été revendu à 35000 Fcfa qui est relativement élevé par rapport aux autres prix de revente observés dans cette zone. Prière de corriger ou de confirmer avec le QG. </w:t>
+        <w:br/>
+        <w:t xml:space="preserve">- Attention ! Appareil TV a été achété à 600000 Fcfa est relativement élevé par rapport aux autres prix d'achat observés dans cette zone. Prière de corriger ou de confirmer avec le QG. Attention ! Appareil TV a été revendu à 600000 Fcfa qui est relativement élevé par rapport aux autres prix de revente observés dans cette zone. Prière de corriger ou de confirmer avec le QG. </w:t>
+        <w:br/>
+        <w:t>- Attention ! Mixeur/Presse-fruits non électrique a été revendu à 40000 Fcfa qui est relativement élevé par rapport aux autres prix de revente observés dans cette zone. Prière de corriger ou de confirmer avec le QG.</w:t>
+      </w:r>
+    </w:p>
+    <w:p>
+      <w:r>
+        <w:rPr>
+          <w:b/>
+          <w:color w:val="4672C4"/>
+          <w:sz w:val="22"/>
+        </w:rPr>
+        <w:t>&gt;&gt; Section13b - Transferta emis</w:t>
+      </w:r>
+    </w:p>
+    <w:p>
+      <w:pPr>
+        <w:ind w:left="283"/>
+      </w:pPr>
+      <w:r>
+        <w:rPr>
+          <w:sz w:val="20"/>
+        </w:rPr>
+        <w:t>- L'enquêteur prière de fournir d'effort pour avoir le niveau d'étude et l'âge de celui qui a béneficié de l'argent dans la section 13b (Transfert emis). L'âge du béneficiaire d'argent dans la section 13b (Transfert emis) semble incoherent voir élévé, prière de verifier ou corriger.</w:t>
+      </w:r>
+    </w:p>
+    <w:p>
+      <w:r>
+        <w:rPr>
+          <w:b/>
+          <w:color w:val="4672C4"/>
+          <w:sz w:val="22"/>
+        </w:rPr>
+        <w:t>&gt;&gt; Section16a - Champs et parcelles</w:t>
+      </w:r>
+    </w:p>
+    <w:p>
+      <w:pPr>
+        <w:ind w:left="283"/>
+      </w:pPr>
+      <w:r>
+        <w:rPr>
+          <w:sz w:val="20"/>
+        </w:rPr>
+        <w:t>- La section 16 du ménage de ABDOURAHMANE DIALLO n'est pas renseigné, prière de renseigner.</w:t>
+      </w:r>
+    </w:p>
+    <w:p>
+      <w:r>
+        <w:rPr>
+          <w:b/>
+          <w:color w:val="4672C4"/>
+          <w:sz w:val="22"/>
+        </w:rPr>
+        <w:t>&gt;&gt; Section19 - Equipements agricoles</w:t>
+      </w:r>
+    </w:p>
+    <w:p>
+      <w:pPr>
+        <w:ind w:left="283"/>
+      </w:pPr>
+      <w:r>
+        <w:rPr>
+          <w:sz w:val="20"/>
+        </w:rPr>
+        <w:t>- Incohérence!! Le prix d'achat de Abreuvoir / Mangeoire ne doit pas être égal 0 même si le ménage l'a reçu en cadeau prière de leurs aider à faire une estimation. Incohérence!! Le prix de revente de Abreuvoir / Mangeoire dans cette section 19 ne doit pas être égal 0 même si le ménage l'a reçu en cadeau prière de leurs aider à faire une estimation.</w:t>
       </w:r>
     </w:p>
     <w:p>
@@ -1810,7 +2931,7 @@
           </w:tcPr>
           <w:p>
             <w:r/>
-            <w:hyperlink r:id="rId11">
+            <w:hyperlink r:id="rId13">
               <w:r>
                 <w:rPr>
                   <w:color w:val="0563C1"/>
@@ -1824,6 +2945,27 @@
       </w:tr>
     </w:tbl>
     <w:p/>
+    <w:p>
+      <w:r>
+        <w:rPr>
+          <w:b/>
+          <w:color w:val="4672C4"/>
+          <w:sz w:val="22"/>
+        </w:rPr>
+        <w:t>&gt;&gt; Section0 - Identification et renseignements de controle</w:t>
+      </w:r>
+    </w:p>
+    <w:p>
+      <w:pPr>
+        <w:ind w:left="283"/>
+      </w:pPr>
+      <w:r>
+        <w:rPr>
+          <w:sz w:val="20"/>
+        </w:rPr>
+        <w:t>- Le questionnaire semble ne pas être complètement fini mais le questionnaire est en statut complet, prière de compléter le questionnaire.</w:t>
+      </w:r>
+    </w:p>
     <w:p>
       <w:r>
         <w:rPr>
@@ -1886,7 +3028,7 @@
         <w:rPr>
           <w:sz w:val="20"/>
         </w:rPr>
-        <w:t>- Attention ! Le prix unitaire d'achat (1000 Fcfa) de Oignon frais en Kg (taille unique) est relativement élevé par rapport aux autres prix observés dans cette zone. Prière de corriger ou de confirmer avec le QG. Attention ! Le prix unitaire d'achat (200 Fcfa) de Niébé/Haricots secs en Sachets (Petit) est relativement élevé par rapport aux autres prix observés dans cette zone. Prière de corriger ou de confirmer avec le QG. Attention ! Soupçons de quantité anormale! Le ménage de coumba gueye avec une taille de 4 personnes a consommé 21 Cube en Petit de Cube alimentaire (Maggi, Jumbo, ) qui est relativement élevé comme consommation par rapport à la condition de vie des autres ménages de même taille dans cette zone. Prière de corriger ou de confirmer avec le QG. Avertissement!! La quantité (3.05 litre) du produit Huile d'arachide (Segal) Artisanale consommée  par le ménage semble très élevé, prière de corriger ou confirmer avec le QG. Avertissement!! le prix unitaire (125 Fcfa) de Thé en sachet (unité: Sachets) de taille Petit est très faible ou élevé. Prière de corriger ou de confirmer avec le QG. Avertissement!!! Le ménage a consommé 2 Carton Moyen de Jus de fruits type 2 (Tampico, Pressea,etc.). Difficile de consommer ce produit avec cette unité. Prière de verifier et corriger. Incohérence!! Dans ce ménage, chaque individus consomme par jour 1.919643 Kg  de cereale; Prière de revoir les quantités prises de ces produits. Le ménage a consommé Pain moderne (Baguette) mais les informations sur la quantité, l'unité ou la taille ne sont pas renseignées.Prière de renseigner.</w:t>
+        <w:t>- Attention ! Le prix unitaire d'achat (1000 Fcfa) de Oignon frais en Kg (taille unique) est relativement élevé par rapport aux autres prix observés dans cette zone. Prière de corriger ou de confirmer avec le QG. Attention ! Le prix unitaire d'achat (200 Fcfa) de Niébé/Haricots secs en Sachets (Petit) est relativement élevé par rapport aux autres prix observés dans cette zone. Prière de corriger ou de confirmer avec le QG. Attention ! Soupçons de quantité anormale! Le ménage de coumba gueye avec une taille de 4 personnes a consommé 7 Morceau (Portion) en Petit de Choux qui est relativement élevé comme consommation par rapport à la condition de vie des autres ménages de même taille dans cette zone. Prière de corriger ou de confirmer avec le QG. Avertissement!! La quantité (3.05 litre) du produit Huile d'arachide (Segal) Artisanale consommée  par le ménage semble très élevé, prière de corriger ou confirmer avec le QG. Avertissement!!! Le ménage a consommé 9 Paquet Petit de Thé en sachet, cette quantité semble anormale pour une consommation des 7 derniers jours.Prière de corriger ou de confirmer avec le QG. Avertissement!! le prix unitaire (125 Fcfa) de Thé en sachet (unité: Paquet) de taille Petit est très faible ou élevé. Prière de corriger ou de confirmer avec le QG. Incohérence!! Dans ce ménage, chaque individus consomme par jour 2.580357 Kg  de cereale; Prière de revoir les quantités prises de ces produits.</w:t>
       </w:r>
     </w:p>
     <w:p>
@@ -1908,27 +3050,6 @@
           <w:sz w:val="20"/>
         </w:rPr>
         <w:t>- Avertissement!!! Le ménage de coumba gueye a comme taille 4 personnes dont ils vivent à DAKAR Urbain et aucune d'entre ne possède une entreprise non agricole, prière de revoir cette partie de la section 10 de ce menage.</w:t>
-      </w:r>
-    </w:p>
-    <w:p>
-      <w:r>
-        <w:rPr>
-          <w:b/>
-          <w:color w:val="4672C4"/>
-          <w:sz w:val="22"/>
-        </w:rPr>
-        <w:t>&gt;&gt; Section12 - Actifs du menage</w:t>
-      </w:r>
-    </w:p>
-    <w:p>
-      <w:pPr>
-        <w:ind w:left="283"/>
-      </w:pPr>
-      <w:r>
-        <w:rPr>
-          <w:sz w:val="20"/>
-        </w:rPr>
-        <w:t>- Attention ! Réfrigérateur a été revendu à 250000 Fcfa qui est relativement élevé par rapport aux autres prix de revente observés dans cette zone. Prière de corriger ou de confirmer avec le QG.</w:t>
       </w:r>
     </w:p>
     <w:p>
@@ -1971,6 +3092,434 @@
           <w:sz w:val="20"/>
         </w:rPr>
         <w:t>- La section 16 du ménage de coumba gueye n'est pas renseigné, prière de renseigner.</w:t>
+      </w:r>
+    </w:p>
+    <w:p>
+      <w:r>
+        <w:t>________________________________________________________________________________</w:t>
+      </w:r>
+    </w:p>
+    <w:p>
+      <w:pPr>
+        <w:pStyle w:val="Heading2"/>
+      </w:pPr>
+      <w:r>
+        <w:t>Menage 6</w:t>
+      </w:r>
+    </w:p>
+    <w:tbl>
+      <w:tblPr>
+        <w:tblStyle w:val="TableGrid"/>
+        <w:tblW w:type="auto" w:w="0"/>
+        <w:tblLook w:firstColumn="1" w:firstRow="1" w:lastColumn="0" w:lastRow="0" w:noHBand="0" w:noVBand="1" w:val="04A0"/>
+      </w:tblPr>
+      <w:tblGrid>
+        <w:gridCol w:w="1662"/>
+        <w:gridCol w:w="1662"/>
+        <w:gridCol w:w="1662"/>
+        <w:gridCol w:w="1662"/>
+        <w:gridCol w:w="1662"/>
+        <w:gridCol w:w="1662"/>
+      </w:tblGrid>
+      <w:tr>
+        <w:tc>
+          <w:tcPr>
+            <w:tcW w:type="dxa" w:w="1662"/>
+            <w:shd w:fill="5B9BD5"/>
+          </w:tcPr>
+          <w:p>
+            <w:r>
+              <w:rPr>
+                <w:b/>
+                <w:color w:val="FFFFFF"/>
+                <w:sz w:val="16"/>
+              </w:rPr>
+              <w:t>Interview Key</w:t>
+            </w:r>
+          </w:p>
+        </w:tc>
+        <w:tc>
+          <w:tcPr>
+            <w:tcW w:type="dxa" w:w="1662"/>
+            <w:shd w:fill="5B9BD5"/>
+          </w:tcPr>
+          <w:p>
+            <w:r>
+              <w:rPr>
+                <w:b/>
+                <w:color w:val="FFFFFF"/>
+                <w:sz w:val="16"/>
+              </w:rPr>
+              <w:t>Interview ID</w:t>
+            </w:r>
+          </w:p>
+        </w:tc>
+        <w:tc>
+          <w:tcPr>
+            <w:tcW w:type="dxa" w:w="1662"/>
+            <w:shd w:fill="5B9BD5"/>
+          </w:tcPr>
+          <w:p>
+            <w:r>
+              <w:rPr>
+                <w:b/>
+                <w:color w:val="FFFFFF"/>
+                <w:sz w:val="16"/>
+              </w:rPr>
+              <w:t>ID Agent</w:t>
+            </w:r>
+          </w:p>
+        </w:tc>
+        <w:tc>
+          <w:tcPr>
+            <w:tcW w:type="dxa" w:w="1662"/>
+            <w:shd w:fill="5B9BD5"/>
+          </w:tcPr>
+          <w:p>
+            <w:r>
+              <w:rPr>
+                <w:b/>
+                <w:color w:val="FFFFFF"/>
+                <w:sz w:val="16"/>
+              </w:rPr>
+              <w:t>ID Equipe</w:t>
+            </w:r>
+          </w:p>
+        </w:tc>
+        <w:tc>
+          <w:tcPr>
+            <w:tcW w:type="dxa" w:w="1662"/>
+            <w:shd w:fill="5B9BD5"/>
+          </w:tcPr>
+          <w:p>
+            <w:r>
+              <w:rPr>
+                <w:b/>
+                <w:color w:val="FFFFFF"/>
+                <w:sz w:val="16"/>
+              </w:rPr>
+              <w:t>Agent</w:t>
+            </w:r>
+          </w:p>
+        </w:tc>
+        <w:tc>
+          <w:tcPr>
+            <w:tcW w:type="dxa" w:w="1662"/>
+            <w:shd w:fill="5B9BD5"/>
+          </w:tcPr>
+          <w:p>
+            <w:r>
+              <w:rPr>
+                <w:b/>
+                <w:color w:val="FFFFFF"/>
+                <w:sz w:val="16"/>
+              </w:rPr>
+              <w:t>Chef d'equipe</w:t>
+            </w:r>
+          </w:p>
+        </w:tc>
+      </w:tr>
+      <w:tr>
+        <w:tc>
+          <w:tcPr>
+            <w:tcW w:type="dxa" w:w="1662"/>
+          </w:tcPr>
+          <w:p>
+            <w:r>
+              <w:rPr>
+                <w:sz w:val="14"/>
+              </w:rPr>
+              <w:t>00-12-13-10</w:t>
+            </w:r>
+          </w:p>
+        </w:tc>
+        <w:tc>
+          <w:tcPr>
+            <w:tcW w:type="dxa" w:w="1662"/>
+          </w:tcPr>
+          <w:p>
+            <w:r>
+              <w:rPr>
+                <w:sz w:val="14"/>
+              </w:rPr>
+              <w:t>e3602d8da5394de3876e9f6c578ebe9c</w:t>
+            </w:r>
+          </w:p>
+        </w:tc>
+        <w:tc>
+          <w:tcPr>
+            <w:tcW w:type="dxa" w:w="1662"/>
+          </w:tcPr>
+          <w:p>
+            <w:r>
+              <w:rPr>
+                <w:sz w:val="14"/>
+              </w:rPr>
+              <w:t>EQ6_enq1</w:t>
+            </w:r>
+          </w:p>
+        </w:tc>
+        <w:tc>
+          <w:tcPr>
+            <w:tcW w:type="dxa" w:w="1662"/>
+          </w:tcPr>
+          <w:p>
+            <w:r>
+              <w:rPr>
+                <w:sz w:val="14"/>
+              </w:rPr>
+              <w:t>Equipe6</w:t>
+            </w:r>
+          </w:p>
+        </w:tc>
+        <w:tc>
+          <w:tcPr>
+            <w:tcW w:type="dxa" w:w="1662"/>
+          </w:tcPr>
+          <w:p>
+            <w:r>
+              <w:rPr>
+                <w:sz w:val="14"/>
+              </w:rPr>
+              <w:t>Oumy BADJI</w:t>
+            </w:r>
+          </w:p>
+        </w:tc>
+        <w:tc>
+          <w:tcPr>
+            <w:tcW w:type="dxa" w:w="1662"/>
+          </w:tcPr>
+          <w:p>
+            <w:r>
+              <w:rPr>
+                <w:sz w:val="14"/>
+              </w:rPr>
+              <w:t>Djibril BA</w:t>
+            </w:r>
+          </w:p>
+        </w:tc>
+      </w:tr>
+    </w:tbl>
+    <w:p/>
+    <w:tbl>
+      <w:tblPr>
+        <w:tblStyle w:val="TableGrid"/>
+        <w:tblW w:type="auto" w:w="0"/>
+        <w:tblLook w:firstColumn="1" w:firstRow="1" w:lastColumn="0" w:lastRow="0" w:noHBand="0" w:noVBand="1" w:val="04A0"/>
+      </w:tblPr>
+      <w:tblGrid>
+        <w:gridCol w:w="3324"/>
+        <w:gridCol w:w="3324"/>
+        <w:gridCol w:w="3324"/>
+      </w:tblGrid>
+      <w:tr>
+        <w:tc>
+          <w:tcPr>
+            <w:tcW w:type="dxa" w:w="3324"/>
+            <w:shd w:fill="70AD47"/>
+          </w:tcPr>
+          <w:p>
+            <w:r>
+              <w:rPr>
+                <w:b/>
+                <w:color w:val="FFFFFF"/>
+                <w:sz w:val="18"/>
+              </w:rPr>
+              <w:t>Chef de Menage</w:t>
+            </w:r>
+          </w:p>
+        </w:tc>
+        <w:tc>
+          <w:tcPr>
+            <w:tcW w:type="dxa" w:w="3324"/>
+            <w:shd w:fill="70AD47"/>
+          </w:tcPr>
+          <w:p>
+            <w:r>
+              <w:rPr>
+                <w:b/>
+                <w:color w:val="FFFFFF"/>
+                <w:sz w:val="18"/>
+              </w:rPr>
+              <w:t>Quartier/Village (s00q05)</w:t>
+            </w:r>
+          </w:p>
+        </w:tc>
+        <w:tc>
+          <w:tcPr>
+            <w:tcW w:type="dxa" w:w="3324"/>
+            <w:shd w:fill="70AD47"/>
+          </w:tcPr>
+          <w:p>
+            <w:r>
+              <w:rPr>
+                <w:b/>
+                <w:color w:val="FFFFFF"/>
+                <w:sz w:val="18"/>
+              </w:rPr>
+              <w:t>Localisation GPS</w:t>
+            </w:r>
+          </w:p>
+        </w:tc>
+      </w:tr>
+      <w:tr>
+        <w:tc>
+          <w:tcPr>
+            <w:tcW w:type="dxa" w:w="3324"/>
+          </w:tcPr>
+          <w:p>
+            <w:r>
+              <w:rPr>
+                <w:sz w:val="18"/>
+              </w:rPr>
+              <w:t>LAMINE DIENG</w:t>
+            </w:r>
+          </w:p>
+        </w:tc>
+        <w:tc>
+          <w:tcPr>
+            <w:tcW w:type="dxa" w:w="3324"/>
+          </w:tcPr>
+          <w:p>
+            <w:r>
+              <w:rPr>
+                <w:sz w:val="18"/>
+              </w:rPr>
+              <w:t>N/A</w:t>
+            </w:r>
+          </w:p>
+        </w:tc>
+        <w:tc>
+          <w:tcPr>
+            <w:tcW w:type="dxa" w:w="3324"/>
+          </w:tcPr>
+          <w:p>
+            <w:r/>
+            <w:hyperlink r:id="rId10">
+              <w:r>
+                <w:rPr>
+                  <w:color w:val="0563C1"/>
+                  <w:u w:val="single"/>
+                </w:rPr>
+                <w:t>RAS</w:t>
+              </w:r>
+            </w:hyperlink>
+          </w:p>
+        </w:tc>
+      </w:tr>
+    </w:tbl>
+    <w:p/>
+    <w:p>
+      <w:r>
+        <w:rPr>
+          <w:b/>
+          <w:color w:val="4672C4"/>
+          <w:sz w:val="22"/>
+        </w:rPr>
+        <w:t>&gt;&gt; Section1 - Caracteristiques des membres</w:t>
+      </w:r>
+    </w:p>
+    <w:p>
+      <w:pPr>
+        <w:ind w:left="283"/>
+      </w:pPr>
+      <w:r>
+        <w:rPr>
+          <w:sz w:val="20"/>
+        </w:rPr>
+        <w:t>- Avertissement!!!  fatou dieng  ne possède pas le téléphone android, n'utilise régulièrement pas un téléphone appartenant à une autre personne mais a accès à l'internet, merci de confirmer cette information avec le QG.</w:t>
+      </w:r>
+    </w:p>
+    <w:p>
+      <w:r>
+        <w:rPr>
+          <w:b/>
+          <w:color w:val="4672C4"/>
+          <w:sz w:val="22"/>
+        </w:rPr>
+        <w:t>&gt;&gt; Section2 - Education</w:t>
+      </w:r>
+    </w:p>
+    <w:p>
+      <w:pPr>
+        <w:ind w:left="283"/>
+      </w:pPr>
+      <w:r>
+        <w:rPr>
+          <w:sz w:val="20"/>
+        </w:rPr>
+        <w:t xml:space="preserve">- Peu probable! aicha mbaye  n'arrive pas  à comprendre un petit texte lu dans une langue locale (s02q03). Veuillez corriger ou donner des explications au QG. </w:t>
+        <w:br/>
+        <w:t xml:space="preserve">- Peu probable! arame mbaye  n'arrive pas  à comprendre un petit texte lu dans une langue locale (s02q03). Veuillez corriger ou donner des explications au QG. Peu probable! arame mbaye  ne sait ni lire, ni écrire, ni comprendre dans aucune des langues  (s02q01,s02q02,s02q03). Veuillez corriger ou donner des explications au QG. </w:t>
+        <w:br/>
+        <w:t xml:space="preserve">- Peu probable! mame bekor dieng  n'arrive pas  à comprendre un petit texte lu dans une langue locale (s02q03). Veuillez corriger ou donner des explications au QG. </w:t>
+        <w:br/>
+        <w:t xml:space="preserve">- Peu probable! oumy laye samb  n'arrive pas  à comprendre un petit texte lu dans une langue locale (s02q03). Veuillez corriger ou donner des explications au QG. Peu probable! oumy laye samb  ne sait ni lire, ni écrire, ni comprendre dans aucune des langues  (s02q01,s02q02,s02q03). Veuillez corriger ou donner des explications au QG. </w:t>
+        <w:br/>
+        <w:t>- Peu probable! sokhna faye dieng  n'arrive pas  à comprendre un petit texte lu dans une langue locale (s02q03). Veuillez corriger ou donner des explications au QG. Peu probable! sokhna faye dieng  ne sait ni lire, ni écrire, ni comprendre dans aucune des langues  (s02q01,s02q02,s02q03). Veuillez corriger ou donner des explications au QG.</w:t>
+      </w:r>
+    </w:p>
+    <w:p>
+      <w:r>
+        <w:rPr>
+          <w:b/>
+          <w:color w:val="4672C4"/>
+          <w:sz w:val="22"/>
+        </w:rPr>
+        <w:t>&gt;&gt; Section7b - Consommation alimentaire - 7 jours</w:t>
+      </w:r>
+    </w:p>
+    <w:p>
+      <w:pPr>
+        <w:ind w:left="283"/>
+      </w:pPr>
+      <w:r>
+        <w:rPr>
+          <w:sz w:val="20"/>
+        </w:rPr>
+        <w:t>- Attention ! Soupçons de quantité anormale! Le ménage de lamine dieng avec une taille de 9 personnes a consommé 13 Sachets en Petit de Piment séché qui est relativement élevé comme consommation par rapport à la condition de vie des autres ménages de même taille dans cette zone. Prière de corriger ou de confirmer avec le QG. Avertissement!! La quantité (3.37 litre) du produit Huile d'arachide (Segal) Artisanale consommée  par le ménage semble très élevé, prière de corriger ou confirmer avec le QG. Attention ! Soupçons de quantité anormale! Le ménage de lamine dieng avec une taille de 9 personnes a consommé 3.37 Litre en taille unique de Huile d'arachide (Segal) Artisanale qui est relativement élevé comme consommation par rapport à la condition de vie des autres ménages de même taille dans cette zone. Prière de corriger ou de confirmer avec le QG. Avertissement!!! Le ménage a consommé 36 Cube Petit de Cube alimentaire (Maggi, Jumbo, ), cette quantité semble anormale pour une consommation des 7 derniers jours.Prière de corriger ou de confirmer avec le QG. Avertissement!!! Le ménage a consommé 7 Paquet Petit de Thé en sachet, cette quantité semble anormale pour une consommation des 7 derniers jours.Prière de corriger ou de confirmer avec le QG. Incohérence!! Dans ce ménage, chaque individus consomme par jour 1.269841 Kg  de cereale; Prière de revoir les quantités prises de ces produits.</w:t>
+      </w:r>
+    </w:p>
+    <w:p>
+      <w:r>
+        <w:rPr>
+          <w:b/>
+          <w:color w:val="4672C4"/>
+          <w:sz w:val="22"/>
+        </w:rPr>
+        <w:t>&gt;&gt; Section10b - caracteristiques entreprise non agricole</w:t>
+      </w:r>
+    </w:p>
+    <w:p>
+      <w:pPr>
+        <w:ind w:left="283"/>
+      </w:pPr>
+      <w:r>
+        <w:rPr>
+          <w:sz w:val="20"/>
+        </w:rPr>
+        <w:t>- Le montant dépensé de L'entreprise une boutique alimentaire pour l'achat de ces marchandises revendues en état, sans transformation ne peut être supérieur aux montants obtenus sur la revente de marchandises achetées et revendues en état au cours des 30 derniers jours ou durant le dernier mois où l'entreprise a fonctionné (s10q47 &gt; s10q46), prière de corriger.</w:t>
+      </w:r>
+    </w:p>
+    <w:p>
+      <w:r>
+        <w:rPr>
+          <w:b/>
+          <w:color w:val="4672C4"/>
+          <w:sz w:val="22"/>
+        </w:rPr>
+        <w:t>&gt;&gt; Section16a - Champs et parcelles</w:t>
+      </w:r>
+    </w:p>
+    <w:p>
+      <w:pPr>
+        <w:ind w:left="283"/>
+      </w:pPr>
+      <w:r>
+        <w:rPr>
+          <w:sz w:val="20"/>
+        </w:rPr>
+        <w:t>- La section 16 du ménage de lamine dieng n'est pas renseigné, prière de renseigner.</w:t>
       </w:r>
     </w:p>
     <w:p>
@@ -2274,7 +3823,7 @@
           </w:tcPr>
           <w:p>
             <w:r/>
-            <w:hyperlink r:id="rId11">
+            <w:hyperlink r:id="rId13">
               <w:r>
                 <w:rPr>
                   <w:color w:val="0563C1"/>
@@ -2381,7 +3930,7 @@
         <w:rPr>
           <w:sz w:val="20"/>
         </w:rPr>
-        <w:t xml:space="preserve">- Attention ! Le nombre de jours que khardiatou diallo a travaillés par mois semble être inférieur à 15. Veuillez, s'il vous plaît, confirmer cette information. Attention! le nombre d'heure que khardiatou diallo a travaillé par jour semble être inferieur à 4, veuillez s'il vous plait confirmer cette information avec le QG. </w:t>
+        <w:t xml:space="preserve">- Attention! le nombre d'heure que khardiatou diallo a travaillé par jour semble être inferieur à 4, veuillez s'il vous plait confirmer cette information avec le QG. </w:t>
         <w:br/>
         <w:t>- Attention! le nombre d'heure que ouleymatou sy a travaillé par jour semble être inferieur à 4, veuillez s'il vous plait confirmer cette information avec le QG.</w:t>
       </w:r>
@@ -2404,7 +3953,7 @@
         <w:rPr>
           <w:sz w:val="20"/>
         </w:rPr>
-        <w:t>- Attention ! Le prix unitaire d'achat (1000 Fcfa) de Ail en Sachets (Moyen) est relativement élevé par rapport aux autres prix observés dans cette zone. Prière de corriger ou de confirmer avec le QG. Attention ! Le prix unitaire d'achat (214.2857 Fcfa) de Pain moderne (Baguette) en miche (Moyen) est relativement élevé par rapport aux autres prix observés dans cette zone. Prière de corriger ou de confirmer avec le QG. Attention ! Le prix unitaire d'achat (250 Fcfa) de Feuilles de  Haricot en Tas (Moyen) est relativement élevé par rapport aux autres prix observés dans cette zone. Prière de corriger ou de confirmer avec le QG. Attention ! Le prix unitaire d'achat (500 Fcfa) de Tomate fraîche en Kg (taille unique) est relativement faible par rapport aux autres prix observés dans cette zone. Prière de corriger ou de confirmer avec le QG. Attention ! Soupçons de quantité anormale! Le ménage de khardiatou diallo avec une taille de 10 personnes a consommé 18 Cube en Petit de Cube alimentaire (Maggi, Jumbo, ) qui est relativement élevé comme consommation par rapport à la condition de vie des autres ménages de même taille dans cette zone. Prière de corriger ou de confirmer avec le QG. Avertissement!! La quantité (3.75 litre) du produit Huile de soja  consommée  par le ménage semble très élevé, prière de corriger ou confirmer avec le QG. Avertissement!!! Le ménage a consommé 10 Pièce Moyen de Capitaine frais, cette quantité semble anormale pour une consommation des 7 derniers jours.Prière de corriger ou de confirmer avec le QG. Avertissement!!! Le ménage a consommé 13 Cuillère Petit de Chocolat pâte à tartiner, cette quantité semble anormale pour une consommation des 7 derniers jours.Prière de corriger ou de confirmer avec le QG. Incohérence!! Dans ce ménage, chaque individus consomme par jour .5357143 Kg  de cereale; Prière de revoir les quantités prises de ces produits.</w:t>
+        <w:t>- Attention ! Le prix unitaire d'achat (1000 Fcfa) de Ail en Sachets (Moyen) est relativement élevé par rapport aux autres prix observés dans cette zone. Prière de corriger ou de confirmer avec le QG. Attention ! Le prix unitaire d'achat (214.2857 Fcfa) de Pain moderne (Baguette) en miche (Moyen) est relativement élevé par rapport aux autres prix observés dans cette zone. Prière de corriger ou de confirmer avec le QG. Attention ! Le prix unitaire d'achat (500 Fcfa) de Citron en Tas (Moyen) est relativement élevé par rapport aux autres prix observés dans cette zone. Prière de corriger ou de confirmer avec le QG. Avertissement!! La quantité (3.75 litre) du produit Huile de soja  consommée  par le ménage semble très élevé, prière de corriger ou confirmer avec le QG. Avertissement!!! Le ménage a consommé 10 Pièce Moyen de Capitaine frais, cette quantité semble anormale pour une consommation des 7 derniers jours.Prière de corriger ou de confirmer avec le QG. Avertissement!!! Le ménage a consommé 13 Cuillère Petit de Chocolat pâte à tartiner, cette quantité semble anormale pour une consommation des 7 derniers jours.Prière de corriger ou de confirmer avec le QG. Incohérence!! Dans ce ménage, chaque individus consomme par jour 1.35 Kg  de cereale; Prière de revoir les quantités prises de ces produits.</w:t>
       </w:r>
     </w:p>
     <w:p>
@@ -2426,27 +3975,6 @@
           <w:sz w:val="20"/>
         </w:rPr>
         <w:t>- Peu plausible! le montant de la dépense pour Brosse à dents semble trop élevé. Veuillez, s'il vous plaît, confirmer cette information avec le QG ou la corriger.</w:t>
-      </w:r>
-    </w:p>
-    <w:p>
-      <w:r>
-        <w:rPr>
-          <w:b/>
-          <w:color w:val="4672C4"/>
-          <w:sz w:val="22"/>
-        </w:rPr>
-        <w:t>&gt;&gt; Section10b - caracteristiques entreprise non agricole</w:t>
-      </w:r>
-    </w:p>
-    <w:p>
-      <w:pPr>
-        <w:ind w:left="283"/>
-      </w:pPr>
-      <w:r>
-        <w:rPr>
-          <w:sz w:val="20"/>
-        </w:rPr>
-        <w:t>- L'entreprise elle fait du creme dit avoir réçu une somme sur la vente de ces produits transformés (s10q48 est differnt de 0) mais n'a depensé aucune somme sur l'achat des matières premières (s10q49==0), prière de fournir de l'effort pour estimer le montant obtenu en achat de matières premières. Cette entreprise elle fait du creme dit avoir obtenu une valeur sur les marchandises vendu en etat et les marchandises vendu après transformation. L'entreprise elle fait du creme est généralement une entreprise de fabrication ou transformation dont elle depense en achat de matières premières.Elle transforme le produit donc ne peut pas obtenir un montant sur la revente des marchandises achetés en état (10.46 ou 10.47). Prière de mettre 0 pour ces questions si elles n'achètent pas de marchandise en état pour les revendre en état.</w:t>
       </w:r>
     </w:p>
     <w:p>
@@ -2792,7 +4320,7 @@
           </w:tcPr>
           <w:p>
             <w:r/>
-            <w:hyperlink r:id="rId12">
+            <w:hyperlink r:id="rId14">
               <w:r>
                 <w:rPr>
                   <w:color w:val="0563C1"/>
@@ -2806,6 +4334,27 @@
       </w:tr>
     </w:tbl>
     <w:p/>
+    <w:p>
+      <w:r>
+        <w:rPr>
+          <w:b/>
+          <w:color w:val="4672C4"/>
+          <w:sz w:val="22"/>
+        </w:rPr>
+        <w:t>&gt;&gt; Section0 - Identification et renseignements de controle</w:t>
+      </w:r>
+    </w:p>
+    <w:p>
+      <w:pPr>
+        <w:ind w:left="283"/>
+      </w:pPr>
+      <w:r>
+        <w:rPr>
+          <w:sz w:val="20"/>
+        </w:rPr>
+        <w:t>- Le questionnaire semble ne pas être complètement fini mais le questionnaire est en statut complet, prière de compléter le questionnaire.</w:t>
+      </w:r>
+    </w:p>
     <w:p>
       <w:r>
         <w:rPr>
@@ -2920,7 +4469,7 @@
         <w:rPr>
           <w:sz w:val="20"/>
         </w:rPr>
-        <w:t>- Attention ! Le prix unitaire d'achat (250 Fcfa) de Autres condiments (persil, céléri, etc.) en Tas (Petit) est relativement élevé par rapport aux autres prix observés dans cette zone. Prière de corriger ou de confirmer avec le QG. Attention ! Le prix unitaire d'achat (2500 Fcfa) de Capitaine frais en Tas (Moyen) est relativement élevé par rapport aux autres prix observés dans cette zone. Prière de corriger ou de confirmer avec le QG. Attention ! Le prix unitaire d'achat (500 Fcfa) de Sucre en poudre  en Kg (taille unique) est relativement faible par rapport aux autres prix observés dans cette zone. Prière de corriger ou de confirmer avec le QG. Avertissement!!! Le ménage a consommé 14 Cuillère Petit de Chocolat pâte à tartiner, cette quantité semble anormale pour une consommation des 7 derniers jours.Prière de corriger ou de confirmer avec le QG. Avertissement!!! Le ménage a consommé 8 Pièce Moyen de Carpe frais, cette quantité semble anormale pour une consommation des 7 derniers jours.Prière de corriger ou de confirmer avec le QG. Attention ! Le prix unitaire d'achat (5000 Fcfa) de Carpe frais en Tas (Moyen) est relativement élevé par rapport aux autres prix observés dans cette zone. Prière de corriger ou de confirmer avec le QG. Avertissement!!!Le ménage a consommé 126 Pièce de Petit de Sucre en morceaux  ce qui semble incoherent pour une consommation aucours des 7 derniers jours, prière de verifier et corriger. Avertissement!!! Le ménage a consommé 126 Pièce Petit de Sucre en morceaux, cette quantité semble anormale pour une consommation des 7 derniers jours.Prière de corriger ou de confirmer avec le QG.</w:t>
+        <w:t>- Attention ! Le prix unitaire d'achat (250 Fcfa) de Autres condiments (persil, céléri, etc.) en Tas (Petit) est relativement élevé par rapport aux autres prix observés dans cette zone. Prière de corriger ou de confirmer avec le QG. Attention ! Le prix unitaire d'achat (2500 Fcfa) de Capitaine frais en Tas (Moyen) est relativement élevé par rapport aux autres prix observés dans cette zone. Prière de corriger ou de confirmer avec le QG. Attention ! Le prix unitaire d'achat (500 Fcfa) de Sucre en poudre  en Kg (taille unique) est relativement faible par rapport aux autres prix observés dans cette zone. Prière de corriger ou de confirmer avec le QG. Avertissement!!! Le ménage a consommé 14 Cuillère Petit de Chocolat pâte à tartiner, cette quantité semble anormale pour une consommation des 7 derniers jours.Prière de corriger ou de confirmer avec le QG. Avertissement!!! Le ménage a consommé 8 Pièce Moyen de Carpe frais, cette quantité semble anormale pour une consommation des 7 derniers jours.Prière de corriger ou de confirmer avec le QG. Attention ! Le prix unitaire d'achat (5000 Fcfa) de Carpe frais en Tas (Moyen) est relativement élevé par rapport aux autres prix observés dans cette zone. Prière de corriger ou de confirmer avec le QG. Avertissement!!!Le ménage a consommé 126 Pièce de Petit de Sucre en morceaux  ce qui semble incoherent pour une consommation aucours des 7 derniers jours, prière de verifier et corriger. Avertissement!!! Le ménage a consommé 126 Pièce Petit de Sucre en morceaux, cette quantité semble anormale pour une consommation des 7 derniers jours.Prière de corriger ou de confirmer avec le QG. Incohérence!! Dans ce ménage, chaque individus consomme par jour .8660714 Kg  de cereale; Prière de revoir les quantités prises de ces produits.</w:t>
       </w:r>
     </w:p>
     <w:p>
@@ -3266,7 +4815,7 @@
           </w:tcPr>
           <w:p>
             <w:r/>
-            <w:hyperlink r:id="rId13">
+            <w:hyperlink r:id="rId15">
               <w:r>
                 <w:rPr>
                   <w:color w:val="0563C1"/>
@@ -3461,7 +5010,7 @@
         <w:rPr>
           <w:sz w:val="20"/>
         </w:rPr>
-        <w:t>- Attention ! Le prix unitaire d'achat (200 Fcfa) de Lait en poudre en Sachets (Petit) est relativement élevé par rapport aux autres prix observés dans cette zone. Prière de corriger ou de confirmer avec le QG. Attention ! Le prix unitaire d'achat (25 Fcfa) de Piment frais en Pièce (Tres petit) est relativement faible par rapport aux autres prix observés dans cette zone. Prière de corriger ou de confirmer avec le QG. Attention ! Le prix unitaire d'achat (900 Fcfa) de Silure fumé en Tas (Petit) est relativement élevé par rapport aux autres prix observés dans cette zone. Prière de corriger ou de confirmer avec le QG. Avertissement!! Les quantités du Thé en feuille consommées en Pièce semble incoherent car les ménages consomment géneralement en sachet ou en paquet, prière de corriger ou confirmer avec le QG. Incohérence!! Dans ce ménage, chaque individus consomme par jour 37.81878 Kg  de cereale; Prière de revoir les quantités prises de ces produits.</w:t>
+        <w:t>- Attention ! Le prix unitaire d'achat (200 Fcfa) de Lait en poudre en Sachets (Petit) est relativement élevé par rapport aux autres prix observés dans cette zone. Prière de corriger ou de confirmer avec le QG. Avertissement!! Les quantités du Thé en feuille consommées en Pièce semble incoherent car les ménages consomment géneralement en sachet ou en paquet, prière de corriger ou confirmer avec le QG. Incohérence!! Dans ce ménage, chaque individus consomme par jour 65.42592 Kg  de cereale; Prière de revoir les quantités prises de ces produits.</w:t>
       </w:r>
     </w:p>
     <w:p>
@@ -3851,7 +5400,7 @@
           </w:tcPr>
           <w:p>
             <w:r/>
-            <w:hyperlink r:id="rId14">
+            <w:hyperlink r:id="rId16">
               <w:r>
                 <w:rPr>
                   <w:color w:val="0563C1"/>
@@ -3883,7 +5432,7 @@
         <w:rPr>
           <w:sz w:val="20"/>
         </w:rPr>
-        <w:t>- Prière de renseigner toutes les informations du ménage dans la section 0 avant d'entamer les autres informations. Il est obligatoire de prendre les coordonnées Gps avant d'administrer le questionnaire. Prière de prendre les coordonnées GPS.</w:t>
+        <w:t>- Le questionnaire semble ne pas être complètement fini mais le questionnaire est en statut complet, prière de compléter le questionnaire. Il est obligatoire de prendre les coordonnées Gps avant d'administrer le questionnaire. Prière de prendre les coordonnées GPS.</w:t>
       </w:r>
     </w:p>
     <w:p>
@@ -4082,7 +5631,7 @@
         <w:rPr>
           <w:sz w:val="20"/>
         </w:rPr>
-        <w:t>- Attention ! Le prix unitaire d'achat (100 Fcfa) de Tomate fraîche en Tas (Moyen) est relativement faible par rapport aux autres prix observés dans cette zone. Prière de corriger ou de confirmer avec le QG. Attention ! Le prix unitaire d'achat (150 Fcfa) de Aubergine   en Pièce (Moyen) est relativement élevé par rapport aux autres prix observés dans cette zone. Prière de corriger ou de confirmer avec le QG. Attention ! Le prix unitaire d'achat (150 Fcfa) de Aubergine sauvage  en Pièce (Moyen) est relativement élevé par rapport aux autres prix observés dans cette zone. Prière de corriger ou de confirmer avec le QG. Attention ! Le prix unitaire d'achat (5000 Fcfa) de Poisson frais type 9 en Tas (Grand) est relativement élevé par rapport aux autres prix observés dans cette zone. Prière de corriger ou de confirmer avec le QG. Avertissement!! La quantité (7.45 litre) du produit Huile d'arachide raffinée consommée  par le ménage semble très élevé, prière de corriger ou confirmer avec le QG. Attention ! Soupçons de quantité anormale! Le ménage de MADICKE DIOP avec une taille de 22 personnes a consommé 7.45 Litre en taille unique de Huile d'arachide raffinée qui est relativement élevé comme consommation par rapport à la condition de vie des autres ménages de même taille dans cette zone. Prière de corriger ou de confirmer avec le QG. Avertissement!!! Le ménage a consommé 12 Pièce Moyen de Capitaine frais, cette quantité semble anormale pour une consommation des 7 derniers jours.Prière de corriger ou de confirmer avec le QG. Avertissement!!! Le ménage a consommé 12 Pièce Moyen de Caramel, bonbons, confiseries, etc., cette quantité semble anormale pour une consommation des 7 derniers jours.Prière de corriger ou de confirmer avec le QG. Avertissement!!! Le ménage a consommé 5 Paquet Petit de Thé en sachet, cette quantité semble anormale pour une consommation des 7 derniers jours.Prière de corriger ou de confirmer avec le QG. Avertissement!! le prix unitaire (150 Fcfa) de Thé en sachet (unité: Paquet) de taille Petit est très faible ou élevé. Prière de corriger ou de confirmer avec le QG. Avertissement!!! Le ménage a consommé 8 Morceau (Portion) Moyen de Carpe séchée, cette quantité semble anormale pour une consommation des 7 derniers jours.Prière de corriger ou de confirmer avec le QG. Avertissement!!! Le ménage a consommé 8 Morceau (Portion) Moyen de Poisson de mer séché (yayeboye), cette quantité semble anormale pour une consommation des 7 derniers jours.Prière de corriger ou de confirmer avec le QG. Avertissement!!!Le ménage a consommé 56 miche de Moyen de Pain moderne (Baguette)  ce qui semble incoherent pour une consommation aucours des 7 derniers jours, prière de verifier et corriger. Difficile de consommer le Sel en Sachets industriel Grand prière de verifier. Incohérence!! Dans ce ménage, chaque individus consomme par jour 12.70617 Kg  de cereale; Prière de revoir les quantités prises de ces produits. Incohérence!! Dans ce ménage, chaque individus consomme par jour 12.70617 Kg  de cereale; Prière de revoir les quantités prises de ces produits. Incohérence!! Dans ce ménage, chaque individus consomme par jour 12.70617 Kg  de cereale; Prière de revoir les quantités prises de ces produits. Attention ! Le prix unitaire d'achat (350 Fcfa) de Riz importé parfumé en Kg (taille unique) est relativement faible par rapport aux autres prix observés dans cette zone. Prière de corriger ou de confirmer avec le QG.</w:t>
+        <w:t>- Attention ! Le prix unitaire d'achat (150 Fcfa) de Aubergine   en Pièce (Moyen) est relativement élevé par rapport aux autres prix observés dans cette zone. Prière de corriger ou de confirmer avec le QG. Attention ! Le prix unitaire d'achat (150 Fcfa) de Aubergine sauvage  en Pièce (Moyen) est relativement élevé par rapport aux autres prix observés dans cette zone. Prière de corriger ou de confirmer avec le QG. Attention ! Le prix unitaire d'achat (150 Fcfa) de Carotte en Pièce (Moyen) est relativement élevé par rapport aux autres prix observés dans cette zone. Prière de corriger ou de confirmer avec le QG. Attention ! Le prix unitaire d'achat (250 Fcfa) de Piment séché en Sachets (Grand) est relativement faible par rapport aux autres prix observés dans cette zone. Prière de corriger ou de confirmer avec le QG. Attention ! Le prix unitaire d'achat (5000 Fcfa) de Poisson frais type 9 en Tas (Grand) est relativement élevé par rapport aux autres prix observés dans cette zone. Prière de corriger ou de confirmer avec le QG. Avertissement!! La quantité (7.45 litre) du produit Huile d'arachide raffinée consommée  par le ménage semble très élevé, prière de corriger ou confirmer avec le QG. Attention ! Soupçons de quantité anormale! Le ménage de MADICKE DIOP avec une taille de 22 personnes a consommé 7.45 Litre en taille unique de Huile d'arachide raffinée qui est relativement élevé comme consommation par rapport à la condition de vie des autres ménages de même taille dans cette zone. Prière de corriger ou de confirmer avec le QG. Avertissement!!! Le ménage a consommé 12 Pièce Moyen de Capitaine frais, cette quantité semble anormale pour une consommation des 7 derniers jours.Prière de corriger ou de confirmer avec le QG. Avertissement!!! Le ménage a consommé 12 Pièce Moyen de Caramel, bonbons, confiseries, etc., cette quantité semble anormale pour une consommation des 7 derniers jours.Prière de corriger ou de confirmer avec le QG. Avertissement!!! Le ménage a consommé 5 Paquet Petit de Thé en sachet, cette quantité semble anormale pour une consommation des 7 derniers jours.Prière de corriger ou de confirmer avec le QG. Avertissement!! le prix unitaire (150 Fcfa) de Thé en sachet (unité: Paquet) de taille Petit est très faible ou élevé. Prière de corriger ou de confirmer avec le QG. Avertissement!!! Le ménage a consommé 8 Morceau (Portion) Moyen de Carpe séchée, cette quantité semble anormale pour une consommation des 7 derniers jours.Prière de corriger ou de confirmer avec le QG. Avertissement!!! Le ménage a consommé 8 Morceau (Portion) Moyen de Poisson de mer séché (yayeboye), cette quantité semble anormale pour une consommation des 7 derniers jours.Prière de corriger ou de confirmer avec le QG. Avertissement!!!Le ménage a consommé 56 miche de Moyen de Pain moderne (Baguette)  ce qui semble incoherent pour une consommation aucours des 7 derniers jours, prière de verifier et corriger. Difficile de consommer le Sel en Sachets industriel Grand prière de verifier. Incohérence!! Dans ce ménage, chaque individus consomme par jour 20.51136 Kg  de cereale; Prière de revoir les quantités prises de ces produits. Incohérence!! Dans ce ménage, chaque individus consomme par jour 20.51136 Kg  de cereale; Prière de revoir les quantités prises de ces produits. Incohérence!! Dans ce ménage, chaque individus consomme par jour 20.51136 Kg  de cereale; Prière de revoir les quantités prises de ces produits. Attention ! Le prix unitaire d'achat (350 Fcfa) de Riz importé parfumé en Kg (taille unique) est relativement faible par rapport aux autres prix observés dans cette zone. Prière de corriger ou de confirmer avec le QG.</w:t>
       </w:r>
     </w:p>
     <w:p>
@@ -4106,27 +5655,6 @@
         <w:t xml:space="preserve">- Peu plausible! le montant de la dépense pour  Savon de ménage, lessive en poudre, détergents (eau de javel, etc. ) semble trop élevé. Veuillez, s'il vous plaît, confirmer cette information avec le QG ou la corriger. </w:t>
         <w:br/>
         <w:t>- Peu plausible! le montant de la dépense pour  Savon de toilette, shampoing semble trop élevé. Veuillez, s'il vous plaît, confirmer cette information avec le QG ou la corriger.</w:t>
-      </w:r>
-    </w:p>
-    <w:p>
-      <w:r>
-        <w:rPr>
-          <w:b/>
-          <w:color w:val="4672C4"/>
-          <w:sz w:val="22"/>
-        </w:rPr>
-        <w:t>&gt;&gt; Section10b - caracteristiques entreprise non agricole</w:t>
-      </w:r>
-    </w:p>
-    <w:p>
-      <w:pPr>
-        <w:ind w:left="283"/>
-      </w:pPr>
-      <w:r>
-        <w:rPr>
-          <w:sz w:val="20"/>
-        </w:rPr>
-        <w:t>- L'entreprise construction batiment existe dit n'avoir pas fait la revente de marchandises achetées et revendues en état, aussi le montant obtenus sur la vente de produits transformés par l'entreprise  n'a reçu aucune somme sur les reventes (s10q46=0 &amp; s10q48=0 &amp; s10q50=0); alors s'agit-il de quelle entreprise ?</w:t>
       </w:r>
     </w:p>
     <w:p>
@@ -4168,10 +5696,6 @@
         <w:rPr>
           <w:sz w:val="20"/>
         </w:rPr>
-        <w:t xml:space="preserve">- Attention ! Moto/Vélomoteur/Tricycle à moteur a été achété à 850000 Fcfa est relativement élevé par rapport aux autres prix d'achat observés dans cette zone. Prière de corriger ou de confirmer avec le QG. </w:t>
-        <w:br/>
-        <w:t xml:space="preserve">- Attention ! Réfrigérateur a été revendu à 250000 Fcfa qui est relativement élevé par rapport aux autres prix de revente observés dans cette zone. Prière de corriger ou de confirmer avec le QG. </w:t>
-        <w:br/>
         <w:t>- Le nombre d'article ( Téléphone portable)  dans ce ménages est élevé (17), prière de corriger ou confirmer avec le QG.</w:t>
       </w:r>
     </w:p>
@@ -4541,7 +6065,7 @@
           </w:tcPr>
           <w:p>
             <w:r/>
-            <w:hyperlink r:id="rId15">
+            <w:hyperlink r:id="rId17">
               <w:r>
                 <w:rPr>
                   <w:color w:val="0563C1"/>
@@ -4573,7 +6097,7 @@
         <w:rPr>
           <w:sz w:val="20"/>
         </w:rPr>
-        <w:t>- Prière de renseigner toutes les informations du ménage dans la section 0 avant d'entamer les autres informations.</w:t>
+        <w:t>- Le questionnaire semble ne pas être complètement fini mais le questionnaire est en statut complet, prière de compléter le questionnaire.</w:t>
       </w:r>
     </w:p>
     <w:p>
@@ -4594,7 +6118,7 @@
         <w:rPr>
           <w:sz w:val="20"/>
         </w:rPr>
-        <w:t>- Incoherence! coumba keita dispose d'un téléphone portable à s01q39, donc la raison évoquée ne peut pas être (ne dispose pas d'appareil). Incohérence!! Le nombre d'année (9999) que coumba keita a vécu dans la localité est superieur à son âge (38) ou ne sait pas. Prière de corriger.</w:t>
+        <w:t>- Incoherence! coumba keita dispose d'un téléphone portable à s01q39, donc la raison évoquée ne peut pas être (ne dispose pas d'appareil). Incohérence!! Le nombre d'année (9999) que coumba keita a vécu dans la localité est superieur à son âge (46) ou ne sait pas. Prière de corriger.</w:t>
       </w:r>
     </w:p>
     <w:p>
@@ -4615,7 +6139,9 @@
         <w:rPr>
           <w:sz w:val="20"/>
         </w:rPr>
-        <w:t>- Peu probable! coumba keita  n'arrive pas  à comprendre un petit texte lu dans une langue locale (s02q03). Veuillez corriger ou donner des explications au QG. Peu probable! coumba keita  ne sait ni lire, ni écrire, ni comprendre dans aucune des langues  (s02q01,s02q02,s02q03). Veuillez corriger ou donner des explications au QG.</w:t>
+        <w:t xml:space="preserve">- Peu probable! coumba keita  n'arrive pas  à comprendre un petit texte lu dans une langue locale (s02q03). Veuillez corriger ou donner des explications au QG. Peu probable! coumba keita  ne sait ni lire, ni écrire, ni comprendre dans aucune des langues  (s02q01,s02q02,s02q03). Veuillez corriger ou donner des explications au QG. </w:t>
+        <w:br/>
+        <w:t>- Peu probable! sokhna ndiaye  n'arrive pas  à comprendre un petit texte lu dans une langue locale (s02q03). Veuillez corriger ou donner des explications au QG. Peu probable! sokhna ndiaye  ne sait ni lire, ni écrire, ni comprendre dans aucune des langues  (s02q01,s02q02,s02q03). Veuillez corriger ou donner des explications au QG.</w:t>
       </w:r>
     </w:p>
     <w:p>
@@ -4646,7 +6172,7 @@
           <w:color w:val="4672C4"/>
           <w:sz w:val="22"/>
         </w:rPr>
-        <w:t>&gt;&gt; Section6 - Epargne et credit</w:t>
+        <w:t>&gt;&gt; Section7b - Consommation alimentaire - 7 jours</w:t>
       </w:r>
     </w:p>
     <w:p>
@@ -4657,49 +6183,7 @@
         <w:rPr>
           <w:sz w:val="20"/>
         </w:rPr>
-        <w:t>- Il est impératif de renseigner la question : #Est-ce que coumba keita possède un compte dans les établissements financiers suivants ou une carte prépayée ?# même si la personne ne dispose pas de compte, veuillez les renseigner s'il vous plaît.</w:t>
-      </w:r>
-    </w:p>
-    <w:p>
-      <w:r>
-        <w:rPr>
-          <w:b/>
-          <w:color w:val="4672C4"/>
-          <w:sz w:val="22"/>
-        </w:rPr>
-        <w:t>&gt;&gt; Section7a1 - Repas pris a l'exterieur du menage</w:t>
-      </w:r>
-    </w:p>
-    <w:p>
-      <w:pPr>
-        <w:ind w:left="283"/>
-      </w:pPr>
-      <w:r>
-        <w:rPr>
-          <w:sz w:val="20"/>
-        </w:rPr>
-        <w:t>- Attention ! La section sur le repas pris à l'extérieur du ménage n'est pas renseignée à 100 %. Prière de vérifier l'ensemble des questions relatives à cette section et de les renseigner en totalité.</w:t>
-      </w:r>
-    </w:p>
-    <w:p>
-      <w:r>
-        <w:rPr>
-          <w:b/>
-          <w:color w:val="4672C4"/>
-          <w:sz w:val="22"/>
-        </w:rPr>
-        <w:t>&gt;&gt; Section7a2 - Repas pris a l'exterieur du menage</w:t>
-      </w:r>
-    </w:p>
-    <w:p>
-      <w:pPr>
-        <w:ind w:left="283"/>
-      </w:pPr>
-      <w:r>
-        <w:rPr>
-          <w:sz w:val="20"/>
-        </w:rPr>
-        <w:t>- La section sur le repas pris à l'extérieur du ménage du membre coumba keita n'est pas renseignée à 100 %. Prière de vérifier l'ensemble des questions relatives à ce membre et de les renseigner en totalité.</w:t>
+        <w:t>- Attention ! Le prix unitaire d'achat (50 Fcfa) de Aubergine sauvage  en Pièce (Moyen) est relativement faible par rapport aux autres prix observés dans cette zone. Prière de corriger ou de confirmer avec le QG. Attention ! Le prix unitaire d'achat (50 Fcfa) de Carotte en Pièce (Petit) est relativement faible par rapport aux autres prix observés dans cette zone. Prière de corriger ou de confirmer avec le QG. Attention ! Le prix unitaire d'achat (50 Fcfa) de Poivron frais en Pièce (Moyen) est relativement faible par rapport aux autres prix observés dans cette zone. Prière de corriger ou de confirmer avec le QG. Attention ! Soupçons de quantité anormale! Le ménage de soknao ndiaye avec une taille de 3 personnes a consommé 14 Morceau (Portion) en Petit de Beurre qui est relativement élevé comme consommation par rapport à la condition de vie des autres ménages de même taille dans cette zone. Prière de corriger ou de confirmer avec le QG. Attention ! Soupçons de quantité anormale! Le ménage de soknao ndiaye avec une taille de 3 personnes a consommé 7 Morceau (Portion) en Petit de Manioc en tubercules qui est relativement élevé comme consommation par rapport à la condition de vie des autres ménages de même taille dans cette zone. Prière de corriger ou de confirmer avec le QG. Avertissement!!! Le ménage a consommé 12 Pièce Moyen de Poisson frais type 9, cette quantité semble anormale pour une consommation des 7 derniers jours.Prière de corriger ou de confirmer avec le QG. Incohérence!! Dans ce ménage, chaque individus consomme par jour 1.714286 Kg  de cereale; Prière de revoir les quantités prises de ces produits.</w:t>
       </w:r>
     </w:p>
     <w:p>
@@ -5087,7 +6571,7 @@
           </w:tcPr>
           <w:p>
             <w:r/>
-            <w:hyperlink r:id="rId16">
+            <w:hyperlink r:id="rId18">
               <w:r>
                 <w:rPr>
                   <w:color w:val="0563C1"/>
@@ -5119,7 +6603,7 @@
         <w:rPr>
           <w:sz w:val="20"/>
         </w:rPr>
-        <w:t>- Prière de renseigner toutes les informations du ménage dans la section 0 avant d'entamer les autres informations.</w:t>
+        <w:t>- Le questionnaire semble ne pas être complètement fini mais le questionnaire est en statut complet, prière de compléter le questionnaire.</w:t>
       </w:r>
     </w:p>
     <w:p>
@@ -5265,7 +6749,7 @@
         <w:rPr>
           <w:sz w:val="20"/>
         </w:rPr>
-        <w:t>- Le ménage a consommé  mais les informations sur la quantité, l'unité ou la taille ne sont pas renseignées.Prière de renseigner. Le ménage a consommé Ail mais les informations sur la quantité, l'unité ou la taille ne sont pas renseignées.Prière de renseigner. Le ménage a consommé Arachides pilées mais les informations sur la quantité, l'unité ou la taille ne sont pas renseignées.Prière de renseigner. Le ménage a consommé Arôme (Maggi, Jumbo, etc.) mais les informations sur la quantité, l'unité ou la taille ne sont pas renseignées.Prière de renseigner. Le ménage a consommé Aubergine   mais les informations sur la quantité, l'unité ou la taille ne sont pas renseignées.Prière de renseigner. Le ménage a consommé Aubergine sauvage  mais les informations sur la quantité, l'unité ou la taille ne sont pas renseignées.Prière de renseigner. Le ménage a consommé Autres fruits de mer mais les informations sur la quantité, l'unité ou la taille ne sont pas renseignées.Prière de renseigner. Le ménage a consommé Autres légumes en feuilles mais les informations sur la quantité, l'unité ou la taille ne sont pas renseignées.Prière de renseigner. Le ménage a consommé Banane douce mais les informations sur la quantité, l'unité ou la taille ne sont pas renseignées.Prière de renseigner. Le ménage a consommé Boissons gazeuses (Coca, Fanta, Vimto, Sprite, etc.) mais les informations sur la quantité, l'unité ou la taille ne sont pas renseignées.Prière de renseigner. Le ménage a consommé Café en poudre soluble mais les informations sur la quantité, l'unité ou la taille ne sont pas renseignées.Prière de renseigner. Le ménage a consommé Carotte mais les informations sur la quantité, l'unité ou la taille ne sont pas renseignées.Prière de renseigner. Le ménage a consommé Carpe séchée mais les informations sur la quantité, l'unité ou la taille ne sont pas renseignées.Prière de renseigner. Le ménage a consommé Choux mais les informations sur la quantité, l'unité ou la taille ne sont pas renseignées.Prière de renseigner. Le ménage a consommé Citron mais les informations sur la quantité, l'unité ou la taille ne sont pas renseignées.Prière de renseigner. Le ménage a consommé Concentré de tomate mais les informations sur la quantité, l'unité ou la taille ne sont pas renseignées.Prière de renseigner. Le ménage a consommé Courge mais les informations sur la quantité, l'unité ou la taille ne sont pas renseignées.Prière de renseigner. Le ménage a consommé Crevettes séchées mais les informations sur la quantité, l'unité ou la taille ne sont pas renseignées.Prière de renseigner. Le ménage a consommé Cube alimentaire (Maggi, Jumbo, ) mais les informations sur la quantité, l'unité ou la taille ne sont pas renseignées.Prière de renseigner. Le ménage a consommé Escargots mais les informations sur la quantité, l'unité ou la taille ne sont pas renseignées.Prière de renseigner. Le ménage a consommé Fromage mais les informations sur la quantité, l'unité ou la taille ne sont pas renseignées.Prière de renseigner. Le ménage a consommé Gombo en poudre mais les informations sur la quantité, l'unité ou la taille ne sont pas renseignées.Prière de renseigner. Le ménage a consommé Gombo frais mais les informations sur la quantité, l'unité ou la taille ne sont pas renseignées.Prière de renseigner. Le ménage a consommé Huile d'arachide raffinée mais les informations sur la quantité, l'unité ou la taille ne sont pas renseignées.Prière de renseigner. Le ménage a consommé Huile de palme raffinée mais les informations sur la quantité, l'unité ou la taille ne sont pas renseignées.Prière de renseigner. Le ménage a consommé Lait caillé mais les informations sur la quantité, l'unité ou la taille ne sont pas renseignées.Prière de renseigner. Le ménage a consommé Lait en poudre mais les informations sur la quantité, l'unité ou la taille ne sont pas renseignées.Prière de renseigner. Le ménage a consommé Macaroni mais les informations sur la quantité, l'unité ou la taille ne sont pas renseignées.Prière de renseigner. Le ménage a consommé Mandarine/Clémentine mais les informations sur la quantité, l'unité ou la taille ne sont pas renseignées.Prière de renseigner. Le ménage a consommé Manioc en tubercules mais les informations sur la quantité, l'unité ou la taille ne sont pas renseignées.Prière de renseigner. Le ménage a consommé Mil mais les informations sur la quantité, l'unité ou la taille ne sont pas renseignées.Prière de renseigner. Le ménage a consommé Mâchoiron séchée (Kon) mais les informations sur la quantité, l'unité ou la taille ne sont pas renseignées.Prière de renseigner. Le ménage a consommé Oignon frais mais les informations sur la quantité, l'unité ou la taille ne sont pas renseignées.Prière de renseigner. Le ménage a consommé Orange  mais les informations sur la quantité, l'unité ou la taille ne sont pas renseignées.Prière de renseigner. Le ménage a consommé Pain moderne (Baguette) mais les informations sur la quantité, l'unité ou la taille ne sont pas renseignées.Prière de renseigner. Le ménage a consommé Patate douce mais les informations sur la quantité, l'unité ou la taille ne sont pas renseignées.Prière de renseigner. Le ménage a consommé Petit cola mais les informations sur la quantité, l'unité ou la taille ne sont pas renseignées.Prière de renseigner. Le ménage a consommé Piment frais mais les informations sur la quantité, l'unité ou la taille ne sont pas renseignées.Prière de renseigner. Le ménage a consommé Piment séché mais les informations sur la quantité, l'unité ou la taille ne sont pas renseignées.Prière de renseigner. Le ménage a consommé Poireau mais les informations sur la quantité, l'unité ou la taille ne sont pas renseignées.Prière de renseigner. Le ménage a consommé Poisson de mer séché (yayeboye) mais les informations sur la quantité, l'unité ou la taille ne sont pas renseignées.Prière de renseigner. Le ménage a consommé Poisson frais type 11 mais les informations sur la quantité, l'unité ou la taille ne sont pas renseignées.Prière de renseigner. Le ménage a consommé Poivre mais les informations sur la quantité, l'unité ou la taille ne sont pas renseignées.Prière de renseigner. Le ménage a consommé Poivron frais mais les informations sur la quantité, l'unité ou la taille ne sont pas renseignées.Prière de renseigner. Le ménage a consommé Pomme de terre mais les informations sur la quantité, l'unité ou la taille ne sont pas renseignées.Prière de renseigner. Le ménage a consommé Pâte d'arachide mais les informations sur la quantité, l'unité ou la taille ne sont pas renseignées.Prière de renseigner. Le ménage a consommé Riz importé parfumé mais les informations sur la quantité, l'unité ou la taille ne sont pas renseignées.Prière de renseigner. Le ménage a consommé Salade (laitue) mais les informations sur la quantité, l'unité ou la taille ne sont pas renseignées.Prière de renseigner. Le ménage a consommé Sel mais les informations sur la quantité, l'unité ou la taille ne sont pas renseignées.Prière de renseigner. Difficile de consommer le Sel en   prière de verifier. Le ménage a consommé Soumbala (moutarde africaine) mais les informations sur la quantité, l'unité ou la taille ne sont pas renseignées.Prière de renseigner. Le ménage a consommé Sucre en poudre  mais les informations sur la quantité, l'unité ou la taille ne sont pas renseignées.Prière de renseigner. Le ménage a consommé Tamarin noir mais les informations sur la quantité, l'unité ou la taille ne sont pas renseignées.Prière de renseigner. Le ménage a consommé Tomate fraîche mais les informations sur la quantité, l'unité ou la taille ne sont pas renseignées.Prière de renseigner. Le ménage a consommé Viande de poulet entier mais les informations sur la quantité, l'unité ou la taille ne sont pas renseignées.Prière de renseigner. Le ménage a consommé Vinaigre de citron  mais les informations sur la quantité, l'unité ou la taille ne sont pas renseignées.Prière de renseigner. Le ménage a consommé Vinaigre de vin mais les informations sur la quantité, l'unité ou la taille ne sont pas renseignées.Prière de renseigner.</w:t>
+        <w:t>- Attention ! Le prix unitaire d'achat (25 Fcfa) de Citron en Pièce (Petit) est relativement faible par rapport aux autres prix observés dans cette zone. Prière de corriger ou de confirmer avec le QG. Attention ! Soupçons de quantité anormale! Le ménage de MAMADOU THIOUNE avec une taille de 7 personnes a consommé 14 Pièce en Petit de Citron qui est relativement élevé comme consommation par rapport à la condition de vie des autres ménages de même taille dans cette zone. Prière de corriger ou de confirmer avec le QG. Attention ! Le prix unitaire d'achat (75 Fcfa) de Ail en Gousse (Moyen) est relativement faible par rapport aux autres prix observés dans cette zone. Prière de corriger ou de confirmer avec le QG. Attention ! Soupçons de quantité anormale! Le ménage de MAMADOU THIOUNE avec une taille de 7 personnes a consommé 15 Pièce en Petit de Poivron frais qui est relativement élevé comme consommation par rapport à la condition de vie des autres ménages de même taille dans cette zone. Prière de corriger ou de confirmer avec le QG. Incohérence!! Dans ce ménage, chaque individus consomme par jour 53.27551 Kg  de cereale; Prière de revoir les quantités prises de ces produits. Incohérence!! Dans ce ménage, chaque individus consomme par jour 53.27551 Kg  de cereale; Prière de revoir les quantités prises de ces produits. Attention ! Le prix unitaire d'achat (300 Fcfa) de Riz importé parfumé en Kg (taille unique) est relativement faible par rapport aux autres prix observés dans cette zone. Prière de corriger ou de confirmer avec le QG.</w:t>
       </w:r>
     </w:p>
     <w:p>
@@ -5308,33 +6792,6 @@
           <w:sz w:val="20"/>
         </w:rPr>
         <w:t>- Peu plausible! le montant de la dépense pour  Savon de toilette, shampoing semble trop élevé. Veuillez, s'il vous plaît, confirmer cette information avec le QG ou la corriger.</w:t>
-      </w:r>
-    </w:p>
-    <w:p>
-      <w:r>
-        <w:rPr>
-          <w:b/>
-          <w:color w:val="4672C4"/>
-          <w:sz w:val="22"/>
-        </w:rPr>
-        <w:t>&gt;&gt; Section9e - Depenses non-alimentaires - 6 mois</w:t>
-      </w:r>
-    </w:p>
-    <w:p>
-      <w:pPr>
-        <w:ind w:left="283"/>
-      </w:pPr>
-      <w:r>
-        <w:rPr>
-          <w:sz w:val="20"/>
-        </w:rPr>
-        <w:t xml:space="preserve">- Peu plausible! le montant de la dépense pour Ampoules électriques pour le logement semble élevé. Veuillez, s'il vous plaît, confirmer cette information avec le QG ou la corriger. </w:t>
-        <w:br/>
-        <w:t xml:space="preserve">- Peu plausible! le montant de la dépense pour Chaussures femmes semble élevé. Veuillez, s'il vous plaît, confirmer cette information avec le QG ou la corriger. </w:t>
-        <w:br/>
-        <w:t xml:space="preserve">- Peu plausible! le montant de la dépense pour Transport inter-localité par voitures semble élevé. Veuillez, s'il vous plaît, confirmer cette information avec le QG ou la corriger. </w:t>
-        <w:br/>
-        <w:t>- Peu plausible! le montant de la dépense pour Vêtements hommes (15 ans et plus): chemise, pantalon, veste, ensemble, vêtements de travail, etc. semble élevé. Veuillez, s'il vous plaît, confirmer cette information avec le QG ou la corriger.</w:t>
       </w:r>
     </w:p>
     <w:p>
@@ -5397,7 +6854,7 @@
         <w:rPr>
           <w:sz w:val="20"/>
         </w:rPr>
-        <w:t>- L'enquêteur prière de fournir d'effort pour avoir le niveau d'étude et l'âge de celui qui a envoyé/donné de l'argent dans la section 13a (Transfert reçu). L'âge de celui qui a envoyé/donné de l'argent dans la section 13a (Transfert reçu) semble  élévé, prière de corriger ou confirmer ave le QG. Avertissement!! Le montant des transferts reçu irregulièrement semble très élevé ou faible, peut-être que vous vous êtes trompés du choix de l'unité.</w:t>
+        <w:t>- L'enquêteur prière de fournir d'effort pour avoir le niveau d'étude et l'âge de celui qui a envoyé/donné de l'argent dans la section 13a (Transfert reçu). L'âge de celui qui a envoyé/donné de l'argent dans la section 13a (Transfert reçu) semble  élévé, prière de corriger ou confirmer ave le QG.</w:t>
       </w:r>
     </w:p>
     <w:p>
